--- a/meu prompt de verificacao.docx
+++ b/meu prompt de verificacao.docx
@@ -1713,6 +1713,9 @@
         <w:t>/Manager” só quando realmente necessário</w:t>
       </w:r>
     </w:p>
+    <w:p/>
+    <w:p/>
+    <w:p/>
     <w:p/>
     <w:p/>
     <w:p/>
@@ -6734,6 +6737,7 @@
   <w:style w:type="character" w:default="1" w:styleId="Fontepargpadro">
     <w:name w:val="Default Paragraph Font"/>
     <w:uiPriority w:val="1"/>
+    <w:semiHidden/>
     <w:unhideWhenUsed/>
   </w:style>
   <w:style w:type="table" w:default="1" w:styleId="Tabelanormal">

--- a/meu prompt de verificacao.docx
+++ b/meu prompt de verificacao.docx
@@ -4,7 +4,13 @@
   <w:body>
     <w:p>
       <w:r>
-        <w:t>Faça assim: o novo .zip vira automaticamente a única fonte de verdade; ignore todos os anteriores</w:t>
+        <w:t xml:space="preserve">Faça assim: o </w:t>
+      </w:r>
+      <w:r>
+        <w:t>anexo mais recente</w:t>
+      </w:r>
+      <w:r>
+        <w:t xml:space="preserve"> vira automaticamente a única fonte de verdade; ignore todos os anteriores</w:t>
       </w:r>
     </w:p>
     <w:p>

--- a/meu prompt de verificacao.docx
+++ b/meu prompt de verificacao.docx
@@ -44,7 +44,15 @@
         <w:t>correto,</w:t>
       </w:r>
       <w:r>
-        <w:t xml:space="preserve"> mesmo tendo que fazer vários refatoramentos </w:t>
+        <w:t xml:space="preserve"> mesmo tendo que fazer vários </w:t>
+      </w:r>
+      <w:proofErr w:type="spellStart"/>
+      <w:r>
+        <w:t>refatoramentos</w:t>
+      </w:r>
+      <w:proofErr w:type="spellEnd"/>
+      <w:r>
+        <w:t xml:space="preserve"> </w:t>
       </w:r>
       <w:r>
         <w:t>(DDD</w:t>
@@ -53,21 +61,71 @@
         <w:t xml:space="preserve"> / </w:t>
       </w:r>
       <w:r>
-        <w:t xml:space="preserve">clean code / </w:t>
-      </w:r>
-      <w:r>
-        <w:t>layered sem ports and adapters)</w:t>
+        <w:t xml:space="preserve">clean </w:t>
+      </w:r>
+      <w:proofErr w:type="spellStart"/>
+      <w:r>
+        <w:t>code</w:t>
+      </w:r>
+      <w:proofErr w:type="spellEnd"/>
+      <w:r>
+        <w:t xml:space="preserve"> / </w:t>
+      </w:r>
+      <w:proofErr w:type="spellStart"/>
+      <w:r>
+        <w:t>layered</w:t>
+      </w:r>
+      <w:proofErr w:type="spellEnd"/>
+      <w:r>
+        <w:t xml:space="preserve"> sem </w:t>
+      </w:r>
+      <w:proofErr w:type="spellStart"/>
+      <w:r>
+        <w:t>ports</w:t>
+      </w:r>
+      <w:proofErr w:type="spellEnd"/>
+      <w:r>
+        <w:t xml:space="preserve"> </w:t>
+      </w:r>
+      <w:proofErr w:type="spellStart"/>
+      <w:r>
+        <w:t>and</w:t>
+      </w:r>
+      <w:proofErr w:type="spellEnd"/>
+      <w:r>
+        <w:t xml:space="preserve"> </w:t>
+      </w:r>
+      <w:proofErr w:type="spellStart"/>
+      <w:r>
+        <w:t>adapters</w:t>
+      </w:r>
+      <w:proofErr w:type="spellEnd"/>
+      <w:r>
+        <w:t>)</w:t>
       </w:r>
       <w:r>
         <w:br/>
         <w:t>Ofereça código pronto copiar e colar</w:t>
       </w:r>
       <w:r>
-        <w:t>, não mande snippets de código e sim o código completo no contexto da classe.</w:t>
-      </w:r>
-      <w:r>
-        <w:t xml:space="preserve"> Sempre com javadoc</w:t>
-      </w:r>
+        <w:t xml:space="preserve">, não mande </w:t>
+      </w:r>
+      <w:proofErr w:type="spellStart"/>
+      <w:r>
+        <w:t>snippets</w:t>
+      </w:r>
+      <w:proofErr w:type="spellEnd"/>
+      <w:r>
+        <w:t xml:space="preserve"> de código e sim o código completo no contexto da classe.</w:t>
+      </w:r>
+      <w:r>
+        <w:t xml:space="preserve"> Sempre com </w:t>
+      </w:r>
+      <w:proofErr w:type="spellStart"/>
+      <w:r>
+        <w:t>javadoc</w:t>
+      </w:r>
+      <w:proofErr w:type="spellEnd"/>
     </w:p>
     <w:p>
       <w:r>
@@ -79,19 +137,67 @@
         <w:br/>
       </w:r>
       <w:r>
-        <w:t>1) Roles &amp; Permissions: estão “corretas”?</w:t>
+        <w:t xml:space="preserve">1) Roles &amp; </w:t>
+      </w:r>
+      <w:proofErr w:type="spellStart"/>
+      <w:r>
+        <w:t>Permissions</w:t>
+      </w:r>
+      <w:proofErr w:type="spellEnd"/>
+      <w:r>
+        <w:t>: estão “corretas”?</w:t>
       </w:r>
       <w:r>
         <w:br/>
       </w:r>
       <w:r>
-        <w:t xml:space="preserve">2) Naming / </w:t>
-      </w:r>
-      <w:r>
-        <w:t>clean code /</w:t>
-      </w:r>
-      <w:r>
-        <w:t>semântica DDD/layered simples (sem ports &amp; adapters)</w:t>
+        <w:t xml:space="preserve">2) </w:t>
+      </w:r>
+      <w:proofErr w:type="spellStart"/>
+      <w:r>
+        <w:t>Naming</w:t>
+      </w:r>
+      <w:proofErr w:type="spellEnd"/>
+      <w:r>
+        <w:t xml:space="preserve"> / </w:t>
+      </w:r>
+      <w:r>
+        <w:t xml:space="preserve">clean </w:t>
+      </w:r>
+      <w:proofErr w:type="spellStart"/>
+      <w:r>
+        <w:t>code</w:t>
+      </w:r>
+      <w:proofErr w:type="spellEnd"/>
+      <w:r>
+        <w:t xml:space="preserve"> /</w:t>
+      </w:r>
+      <w:r>
+        <w:t>semântica DDD/</w:t>
+      </w:r>
+      <w:proofErr w:type="spellStart"/>
+      <w:r>
+        <w:t>layered</w:t>
+      </w:r>
+      <w:proofErr w:type="spellEnd"/>
+      <w:r>
+        <w:t xml:space="preserve"> simples (sem </w:t>
+      </w:r>
+      <w:proofErr w:type="spellStart"/>
+      <w:r>
+        <w:t>ports</w:t>
+      </w:r>
+      <w:proofErr w:type="spellEnd"/>
+      <w:r>
+        <w:t xml:space="preserve"> &amp; </w:t>
+      </w:r>
+      <w:proofErr w:type="spellStart"/>
+      <w:r>
+        <w:t>adapters</w:t>
+      </w:r>
+      <w:proofErr w:type="spellEnd"/>
+      <w:r>
+        <w:t>)</w:t>
       </w:r>
       <w:r>
         <w:br/>
@@ -100,10 +206,23 @@
         <w:t>3) Variáveis/campos</w:t>
       </w:r>
       <w:r>
-        <w:t>/packages</w:t>
-      </w:r>
-      <w:r>
-        <w:t xml:space="preserve"> que merecem ajuste de naming (clareza e consistência)</w:t>
+        <w:t>/</w:t>
+      </w:r>
+      <w:proofErr w:type="spellStart"/>
+      <w:r>
+        <w:t>packages</w:t>
+      </w:r>
+      <w:proofErr w:type="spellEnd"/>
+      <w:r>
+        <w:t xml:space="preserve"> que merecem ajuste de </w:t>
+      </w:r>
+      <w:proofErr w:type="spellStart"/>
+      <w:r>
+        <w:t>naming</w:t>
+      </w:r>
+      <w:proofErr w:type="spellEnd"/>
+      <w:r>
+        <w:t xml:space="preserve"> (clareza e consistência)</w:t>
       </w:r>
       <w:r>
         <w:br/>
@@ -115,16 +234,63 @@
         <w:t xml:space="preserve">) </w:t>
       </w:r>
       <w:r>
-        <w:t>Todo Repository deve ter ≥1 app service que usa; e todo app service exposto deve ter controller/job</w:t>
-      </w:r>
-    </w:p>
-    <w:p>
-      <w:r>
-        <w:t>5) Entidades em sincronismo com migrations</w:t>
-      </w:r>
-      <w:r>
-        <w:t>, estão compativeis</w:t>
-      </w:r>
+        <w:t xml:space="preserve">Todo </w:t>
+      </w:r>
+      <w:proofErr w:type="spellStart"/>
+      <w:r>
+        <w:t>Repository</w:t>
+      </w:r>
+      <w:proofErr w:type="spellEnd"/>
+      <w:r>
+        <w:t xml:space="preserve"> deve ter ≥1 app </w:t>
+      </w:r>
+      <w:proofErr w:type="spellStart"/>
+      <w:r>
+        <w:t>service</w:t>
+      </w:r>
+      <w:proofErr w:type="spellEnd"/>
+      <w:r>
+        <w:t xml:space="preserve"> que usa; e todo app </w:t>
+      </w:r>
+      <w:proofErr w:type="spellStart"/>
+      <w:r>
+        <w:t>service</w:t>
+      </w:r>
+      <w:proofErr w:type="spellEnd"/>
+      <w:r>
+        <w:t xml:space="preserve"> exposto deve ter </w:t>
+      </w:r>
+      <w:proofErr w:type="spellStart"/>
+      <w:r>
+        <w:t>controller</w:t>
+      </w:r>
+      <w:proofErr w:type="spellEnd"/>
+      <w:r>
+        <w:t>/</w:t>
+      </w:r>
+      <w:proofErr w:type="spellStart"/>
+      <w:r>
+        <w:t>job</w:t>
+      </w:r>
+      <w:proofErr w:type="spellEnd"/>
+    </w:p>
+    <w:p>
+      <w:r>
+        <w:t xml:space="preserve">5) Entidades em sincronismo com </w:t>
+      </w:r>
+      <w:proofErr w:type="spellStart"/>
+      <w:r>
+        <w:t>migrations</w:t>
+      </w:r>
+      <w:proofErr w:type="spellEnd"/>
+      <w:r>
+        <w:t xml:space="preserve">, estão </w:t>
+      </w:r>
+      <w:proofErr w:type="spellStart"/>
+      <w:r>
+        <w:t>compativeis</w:t>
+      </w:r>
+      <w:proofErr w:type="spellEnd"/>
       <w:r>
         <w:t>?</w:t>
       </w:r>
@@ -132,7 +298,23 @@
         <w:br/>
       </w:r>
       <w:r>
-        <w:t>6) Domínio “furando” o outro (ControlPlane ↔ Tenant)</w:t>
+        <w:t>6) Domínio “furando” o outro (</w:t>
+      </w:r>
+      <w:proofErr w:type="spellStart"/>
+      <w:r>
+        <w:t>ControlPlane</w:t>
+      </w:r>
+      <w:proofErr w:type="spellEnd"/>
+      <w:r>
+        <w:t xml:space="preserve"> ↔ </w:t>
+      </w:r>
+      <w:proofErr w:type="spellStart"/>
+      <w:r>
+        <w:t>Tenant</w:t>
+      </w:r>
+      <w:proofErr w:type="spellEnd"/>
+      <w:r>
+        <w:t>)</w:t>
       </w:r>
       <w:r>
         <w:br/>
@@ -154,12 +336,19 @@
       <w:r>
         <w:t xml:space="preserve"> nome do método aparece somente na interface e não aparece como </w:t>
       </w:r>
+      <w:proofErr w:type="gramStart"/>
       <w:r>
         <w:t>“</w:t>
       </w:r>
       <w:r>
-        <w:t>.nomeDoMetodo</w:t>
-      </w:r>
+        <w:t>.</w:t>
+      </w:r>
+      <w:proofErr w:type="spellStart"/>
+      <w:r>
+        <w:t>nomeDoMetodo</w:t>
+      </w:r>
+      <w:proofErr w:type="spellEnd"/>
+      <w:proofErr w:type="gramEnd"/>
       <w:r>
         <w:t>”</w:t>
       </w:r>
@@ -185,7 +374,15 @@
         <w:t xml:space="preserve">) </w:t>
       </w:r>
       <w:r>
-        <w:t>Auditoria (“audits”) está implementada corretamente? Precisa mais logs?</w:t>
+        <w:t>Auditoria (“</w:t>
+      </w:r>
+      <w:proofErr w:type="spellStart"/>
+      <w:r>
+        <w:t>audits</w:t>
+      </w:r>
+      <w:proofErr w:type="spellEnd"/>
+      <w:r>
+        <w:t>”) está implementada corretamente? Precisa mais logs?</w:t>
       </w:r>
     </w:p>
     <w:p>
@@ -233,8 +430,13 @@
         <w:t>3</w:t>
       </w:r>
       <w:r>
-        <w:t xml:space="preserve"> Sugira tipagem onde for conveniente e manter tipagem onde já estiver tipado</w:t>
-      </w:r>
+        <w:t xml:space="preserve"> Sugira tipagem onde for conveniente e manter tipagem onde já estiver </w:t>
+      </w:r>
+      <w:proofErr w:type="spellStart"/>
+      <w:r>
+        <w:t>tipado</w:t>
+      </w:r>
+      <w:proofErr w:type="spellEnd"/>
     </w:p>
     <w:p>
       <w:pPr>
@@ -269,22 +471,86 @@
           <w:b/>
           <w:bCs/>
         </w:rPr>
-        <w:t>O login de tenant deve ser assim</w:t>
-      </w:r>
-    </w:p>
-    <w:p>
-      <w:pPr>
-        <w:rPr>
-          <w:b/>
-          <w:bCs/>
-        </w:rPr>
-      </w:pPr>
-      <w:r>
-        <w:rPr>
-          <w:b/>
-          <w:bCs/>
-        </w:rPr>
-        <w:t>Caso 1: email + password → 1 tenant válido</w:t>
+        <w:t xml:space="preserve">O login de </w:t>
+      </w:r>
+      <w:proofErr w:type="spellStart"/>
+      <w:r>
+        <w:rPr>
+          <w:b/>
+          <w:bCs/>
+        </w:rPr>
+        <w:t>tenant</w:t>
+      </w:r>
+      <w:proofErr w:type="spellEnd"/>
+      <w:r>
+        <w:rPr>
+          <w:b/>
+          <w:bCs/>
+        </w:rPr>
+        <w:t xml:space="preserve"> deve ser assim</w:t>
+      </w:r>
+    </w:p>
+    <w:p>
+      <w:pPr>
+        <w:rPr>
+          <w:b/>
+          <w:bCs/>
+        </w:rPr>
+      </w:pPr>
+      <w:r>
+        <w:rPr>
+          <w:b/>
+          <w:bCs/>
+        </w:rPr>
+        <w:t xml:space="preserve">Caso 1: </w:t>
+      </w:r>
+      <w:proofErr w:type="spellStart"/>
+      <w:r>
+        <w:rPr>
+          <w:b/>
+          <w:bCs/>
+        </w:rPr>
+        <w:t>email</w:t>
+      </w:r>
+      <w:proofErr w:type="spellEnd"/>
+      <w:r>
+        <w:rPr>
+          <w:b/>
+          <w:bCs/>
+        </w:rPr>
+        <w:t xml:space="preserve"> + </w:t>
+      </w:r>
+      <w:proofErr w:type="spellStart"/>
+      <w:r>
+        <w:rPr>
+          <w:b/>
+          <w:bCs/>
+        </w:rPr>
+        <w:t>password</w:t>
+      </w:r>
+      <w:proofErr w:type="spellEnd"/>
+      <w:r>
+        <w:rPr>
+          <w:b/>
+          <w:bCs/>
+        </w:rPr>
+        <w:t xml:space="preserve"> → 1 </w:t>
+      </w:r>
+      <w:proofErr w:type="spellStart"/>
+      <w:r>
+        <w:rPr>
+          <w:b/>
+          <w:bCs/>
+        </w:rPr>
+        <w:t>tenant</w:t>
+      </w:r>
+      <w:proofErr w:type="spellEnd"/>
+      <w:r>
+        <w:rPr>
+          <w:b/>
+          <w:bCs/>
+        </w:rPr>
+        <w:t xml:space="preserve"> válido</w:t>
       </w:r>
     </w:p>
     <w:p>
@@ -295,7 +561,15 @@
         </w:numPr>
       </w:pPr>
       <w:r>
-        <w:t>O backend autentica direto</w:t>
+        <w:t xml:space="preserve">O </w:t>
+      </w:r>
+      <w:proofErr w:type="spellStart"/>
+      <w:r>
+        <w:t>backend</w:t>
+      </w:r>
+      <w:proofErr w:type="spellEnd"/>
+      <w:r>
+        <w:t xml:space="preserve"> autentica direto</w:t>
       </w:r>
     </w:p>
     <w:p>
@@ -340,7 +614,55 @@
           <w:b/>
           <w:bCs/>
         </w:rPr>
-        <w:t>Caso 2: email + password → mais de 1 tenant válido</w:t>
+        <w:t xml:space="preserve">Caso 2: </w:t>
+      </w:r>
+      <w:proofErr w:type="spellStart"/>
+      <w:r>
+        <w:rPr>
+          <w:b/>
+          <w:bCs/>
+        </w:rPr>
+        <w:t>email</w:t>
+      </w:r>
+      <w:proofErr w:type="spellEnd"/>
+      <w:r>
+        <w:rPr>
+          <w:b/>
+          <w:bCs/>
+        </w:rPr>
+        <w:t xml:space="preserve"> + </w:t>
+      </w:r>
+      <w:proofErr w:type="spellStart"/>
+      <w:r>
+        <w:rPr>
+          <w:b/>
+          <w:bCs/>
+        </w:rPr>
+        <w:t>password</w:t>
+      </w:r>
+      <w:proofErr w:type="spellEnd"/>
+      <w:r>
+        <w:rPr>
+          <w:b/>
+          <w:bCs/>
+        </w:rPr>
+        <w:t xml:space="preserve"> → mais de 1 </w:t>
+      </w:r>
+      <w:proofErr w:type="spellStart"/>
+      <w:r>
+        <w:rPr>
+          <w:b/>
+          <w:bCs/>
+        </w:rPr>
+        <w:t>tenant</w:t>
+      </w:r>
+      <w:proofErr w:type="spellEnd"/>
+      <w:r>
+        <w:rPr>
+          <w:b/>
+          <w:bCs/>
+        </w:rPr>
+        <w:t xml:space="preserve"> válido</w:t>
       </w:r>
     </w:p>
     <w:p>
@@ -351,8 +673,29 @@
         </w:numPr>
       </w:pPr>
       <w:r>
-        <w:t>O backend valida a senha em todos os tenants</w:t>
-      </w:r>
+        <w:t xml:space="preserve">O </w:t>
+      </w:r>
+      <w:proofErr w:type="spellStart"/>
+      <w:r>
+        <w:t>backend</w:t>
+      </w:r>
+      <w:proofErr w:type="spellEnd"/>
+      <w:r>
+        <w:t xml:space="preserve"> </w:t>
+      </w:r>
+      <w:proofErr w:type="spellStart"/>
+      <w:r>
+        <w:t>valida</w:t>
+      </w:r>
+      <w:proofErr w:type="spellEnd"/>
+      <w:r>
+        <w:t xml:space="preserve"> a senha em todos os </w:t>
+      </w:r>
+      <w:proofErr w:type="spellStart"/>
+      <w:r>
+        <w:t>tenants</w:t>
+      </w:r>
+      <w:proofErr w:type="spellEnd"/>
     </w:p>
     <w:p>
       <w:pPr>
@@ -401,9 +744,11 @@
           <w:numId w:val="12"/>
         </w:numPr>
       </w:pPr>
+      <w:proofErr w:type="spellStart"/>
       <w:r>
         <w:t>challengeId</w:t>
       </w:r>
+      <w:proofErr w:type="spellEnd"/>
     </w:p>
     <w:p>
       <w:pPr>
@@ -413,7 +758,23 @@
         </w:numPr>
       </w:pPr>
       <w:r>
-        <w:t>lista de tenants disponíveis (details)</w:t>
+        <w:t xml:space="preserve">lista de </w:t>
+      </w:r>
+      <w:proofErr w:type="spellStart"/>
+      <w:r>
+        <w:t>tenants</w:t>
+      </w:r>
+      <w:proofErr w:type="spellEnd"/>
+      <w:r>
+        <w:t xml:space="preserve"> disponíveis (</w:t>
+      </w:r>
+      <w:proofErr w:type="spellStart"/>
+      <w:r>
+        <w:t>details</w:t>
+      </w:r>
+      <w:proofErr w:type="spellEnd"/>
+      <w:r>
+        <w:t>)</w:t>
       </w:r>
     </w:p>
     <w:p>
@@ -458,8 +819,49 @@
           <w:b/>
           <w:bCs/>
         </w:rPr>
-        <w:t>POST /api/tenant/auth/login/confirm</w:t>
-      </w:r>
+        <w:t>POST /api/</w:t>
+      </w:r>
+      <w:proofErr w:type="spellStart"/>
+      <w:r>
+        <w:rPr>
+          <w:b/>
+          <w:bCs/>
+        </w:rPr>
+        <w:t>tenant</w:t>
+      </w:r>
+      <w:proofErr w:type="spellEnd"/>
+      <w:r>
+        <w:rPr>
+          <w:b/>
+          <w:bCs/>
+        </w:rPr>
+        <w:t>/</w:t>
+      </w:r>
+      <w:proofErr w:type="spellStart"/>
+      <w:r>
+        <w:rPr>
+          <w:b/>
+          <w:bCs/>
+        </w:rPr>
+        <w:t>auth</w:t>
+      </w:r>
+      <w:proofErr w:type="spellEnd"/>
+      <w:r>
+        <w:rPr>
+          <w:b/>
+          <w:bCs/>
+        </w:rPr>
+        <w:t>/login/</w:t>
+      </w:r>
+      <w:proofErr w:type="spellStart"/>
+      <w:r>
+        <w:rPr>
+          <w:b/>
+          <w:bCs/>
+        </w:rPr>
+        <w:t>confirm</w:t>
+      </w:r>
+      <w:proofErr w:type="spellEnd"/>
     </w:p>
     <w:p>
       <w:pPr>
@@ -469,7 +871,31 @@
         </w:numPr>
       </w:pPr>
       <w:r>
-        <w:t>Envia challengeId + slug (ou accountId)</w:t>
+        <w:t xml:space="preserve">Envia </w:t>
+      </w:r>
+      <w:proofErr w:type="spellStart"/>
+      <w:r>
+        <w:t>challengeId</w:t>
+      </w:r>
+      <w:proofErr w:type="spellEnd"/>
+      <w:r>
+        <w:t xml:space="preserve"> + </w:t>
+      </w:r>
+      <w:proofErr w:type="spellStart"/>
+      <w:r>
+        <w:t>slug</w:t>
+      </w:r>
+      <w:proofErr w:type="spellEnd"/>
+      <w:r>
+        <w:t xml:space="preserve"> (ou </w:t>
+      </w:r>
+      <w:proofErr w:type="spellStart"/>
+      <w:r>
+        <w:t>accountId</w:t>
+      </w:r>
+      <w:proofErr w:type="spellEnd"/>
+      <w:r>
+        <w:t>)</w:t>
       </w:r>
     </w:p>
     <w:p>
@@ -479,15 +905,36 @@
           <w:numId w:val="13"/>
         </w:numPr>
       </w:pPr>
-      <w:r>
-        <w:t xml:space="preserve">Backend autentica </w:t>
-      </w:r>
-      <w:r>
-        <w:rPr>
-          <w:b/>
-          <w:bCs/>
-        </w:rPr>
-        <w:t>apenas no tenant escolhido</w:t>
+      <w:proofErr w:type="spellStart"/>
+      <w:r>
+        <w:t>Backend</w:t>
+      </w:r>
+      <w:proofErr w:type="spellEnd"/>
+      <w:r>
+        <w:t xml:space="preserve"> autentica </w:t>
+      </w:r>
+      <w:r>
+        <w:rPr>
+          <w:b/>
+          <w:bCs/>
+        </w:rPr>
+        <w:t xml:space="preserve">apenas no </w:t>
+      </w:r>
+      <w:proofErr w:type="spellStart"/>
+      <w:r>
+        <w:rPr>
+          <w:b/>
+          <w:bCs/>
+        </w:rPr>
+        <w:t>tenant</w:t>
+      </w:r>
+      <w:proofErr w:type="spellEnd"/>
+      <w:r>
+        <w:rPr>
+          <w:b/>
+          <w:bCs/>
+        </w:rPr>
+        <w:t xml:space="preserve"> escolhido</w:t>
       </w:r>
     </w:p>
     <w:p>
@@ -529,7 +976,31 @@
         <w:t>6</w:t>
       </w:r>
       <w:r>
-        <w:t>) Precisa fazer algum ajuste de locale/timezone entre entidades e migrations?</w:t>
+        <w:t xml:space="preserve">) Precisa fazer algum ajuste de </w:t>
+      </w:r>
+      <w:proofErr w:type="spellStart"/>
+      <w:r>
+        <w:t>locale</w:t>
+      </w:r>
+      <w:proofErr w:type="spellEnd"/>
+      <w:r>
+        <w:t>/</w:t>
+      </w:r>
+      <w:proofErr w:type="spellStart"/>
+      <w:r>
+        <w:t>timezone</w:t>
+      </w:r>
+      <w:proofErr w:type="spellEnd"/>
+      <w:r>
+        <w:t xml:space="preserve"> entre entidades e </w:t>
+      </w:r>
+      <w:proofErr w:type="spellStart"/>
+      <w:r>
+        <w:t>migrations</w:t>
+      </w:r>
+      <w:proofErr w:type="spellEnd"/>
+      <w:r>
+        <w:t>?</w:t>
       </w:r>
     </w:p>
     <w:p>
@@ -542,8 +1013,13 @@
       <w:r>
         <w:t xml:space="preserve">) </w:t>
       </w:r>
-      <w:r>
-        <w:t xml:space="preserve">AppClock deve ser a </w:t>
+      <w:proofErr w:type="spellStart"/>
+      <w:r>
+        <w:t>AppClock</w:t>
+      </w:r>
+      <w:proofErr w:type="spellEnd"/>
+      <w:r>
+        <w:t xml:space="preserve"> deve ser a </w:t>
       </w:r>
       <w:r>
         <w:rPr>
@@ -567,8 +1043,21 @@
       <w:r>
         <w:t xml:space="preserve">) </w:t>
       </w:r>
-      <w:r>
-        <w:t>TenantExecutor / PublicExecutor aplicados onde precisa?</w:t>
+      <w:proofErr w:type="spellStart"/>
+      <w:r>
+        <w:t>TenantExecutor</w:t>
+      </w:r>
+      <w:proofErr w:type="spellEnd"/>
+      <w:r>
+        <w:t xml:space="preserve"> / </w:t>
+      </w:r>
+      <w:proofErr w:type="spellStart"/>
+      <w:r>
+        <w:t>PublicExecutor</w:t>
+      </w:r>
+      <w:proofErr w:type="spellEnd"/>
+      <w:r>
+        <w:t xml:space="preserve"> aplicados onde precisa?</w:t>
       </w:r>
     </w:p>
     <w:p/>
@@ -579,15 +1068,32 @@
       <w:r>
         <w:t xml:space="preserve">) </w:t>
       </w:r>
-      <w:r>
-        <w:rPr>
-          <w:b/>
-          <w:bCs/>
-        </w:rPr>
-        <w:t>LocalDateTime nas entidades está coerente com a sua DDL atual</w:t>
-      </w:r>
-      <w:r>
-        <w:t xml:space="preserve"> (TIMESTAMP ↔ LocalDateTime)</w:t>
+      <w:proofErr w:type="spellStart"/>
+      <w:r>
+        <w:rPr>
+          <w:b/>
+          <w:bCs/>
+        </w:rPr>
+        <w:t>LocalDateTime</w:t>
+      </w:r>
+      <w:proofErr w:type="spellEnd"/>
+      <w:r>
+        <w:rPr>
+          <w:b/>
+          <w:bCs/>
+        </w:rPr>
+        <w:t xml:space="preserve"> nas entidades está coerente com a sua DDL atual</w:t>
+      </w:r>
+      <w:r>
+        <w:t xml:space="preserve"> (TIMESTAMP ↔ </w:t>
+      </w:r>
+      <w:proofErr w:type="spellStart"/>
+      <w:r>
+        <w:t>LocalDateTime</w:t>
+      </w:r>
+      <w:proofErr w:type="spellEnd"/>
+      <w:r>
+        <w:t>)</w:t>
       </w:r>
       <w:r>
         <w:t xml:space="preserve">? </w:t>
@@ -596,12 +1102,36 @@
         <w:t>Ou seja,</w:t>
       </w:r>
       <w:r>
-        <w:t xml:space="preserve"> o padrão de datas nas entidades esta coerente com o padrão de datas nas migrations?</w:t>
-      </w:r>
-    </w:p>
-    <w:p>
-      <w:r>
-        <w:t xml:space="preserve">20) Existe alguma classe que pode ser enquadrada como “God class”, ou seja, </w:t>
+        <w:t xml:space="preserve"> o padrão de datas nas entidades esta coerente com o padrão de datas nas </w:t>
+      </w:r>
+      <w:proofErr w:type="spellStart"/>
+      <w:r>
+        <w:t>migrations</w:t>
+      </w:r>
+      <w:proofErr w:type="spellEnd"/>
+      <w:r>
+        <w:t>?</w:t>
+      </w:r>
+    </w:p>
+    <w:p>
+      <w:r>
+        <w:t>20) Existe alguma classe que pode ser enquadrada como “</w:t>
+      </w:r>
+      <w:proofErr w:type="spellStart"/>
+      <w:r>
+        <w:t>God</w:t>
+      </w:r>
+      <w:proofErr w:type="spellEnd"/>
+      <w:r>
+        <w:t xml:space="preserve"> </w:t>
+      </w:r>
+      <w:proofErr w:type="spellStart"/>
+      <w:r>
+        <w:t>class</w:t>
+      </w:r>
+      <w:proofErr w:type="spellEnd"/>
+      <w:r>
+        <w:t xml:space="preserve">”, ou seja, </w:t>
       </w:r>
       <w:r>
         <w:t>está</w:t>
@@ -616,7 +1146,15 @@
         <w:t xml:space="preserve"> e poderia ser dividida</w:t>
       </w:r>
       <w:r>
-        <w:t xml:space="preserve"> em command e queries</w:t>
+        <w:t xml:space="preserve"> em </w:t>
+      </w:r>
+      <w:proofErr w:type="spellStart"/>
+      <w:r>
+        <w:t>command</w:t>
+      </w:r>
+      <w:proofErr w:type="spellEnd"/>
+      <w:r>
+        <w:t xml:space="preserve"> e queries</w:t>
       </w:r>
       <w:r>
         <w:t>?</w:t>
@@ -639,14 +1177,38 @@
         <w:br/>
       </w:r>
       <w:r>
-        <w:t>22) A inclusão , exclusão, alteração e operações de usuários em geral estão sendo registradas em logs?</w:t>
+        <w:t xml:space="preserve">22) A </w:t>
+      </w:r>
+      <w:proofErr w:type="gramStart"/>
+      <w:r>
+        <w:t>inclusão ,</w:t>
+      </w:r>
+      <w:proofErr w:type="gramEnd"/>
+      <w:r>
+        <w:t xml:space="preserve"> exclusão, alteração e operações de usuários em geral estão sendo registradas em logs?</w:t>
       </w:r>
       <w:r>
         <w:br/>
       </w:r>
       <w:r>
         <w:br/>
-        <w:t>23) Existe alguma classe , variável ou package que precisaria de uma troca por um nome mais semântico?</w:t>
+        <w:t xml:space="preserve">23) Existe alguma </w:t>
+      </w:r>
+      <w:proofErr w:type="gramStart"/>
+      <w:r>
+        <w:t>classe ,</w:t>
+      </w:r>
+      <w:proofErr w:type="gramEnd"/>
+      <w:r>
+        <w:t xml:space="preserve"> variável ou </w:t>
+      </w:r>
+      <w:proofErr w:type="spellStart"/>
+      <w:r>
+        <w:t>package</w:t>
+      </w:r>
+      <w:proofErr w:type="spellEnd"/>
+      <w:r>
+        <w:t xml:space="preserve"> que precisaria de uma troca por um nome mais semântico?</w:t>
       </w:r>
     </w:p>
     <w:p>
@@ -657,23 +1219,65 @@
         <w:t>4</w:t>
       </w:r>
       <w:r>
-        <w:t>) O nome da variável deve ser igual ao nome da classe mas em minúscula como no exemplo abaixo</w:t>
+        <w:t xml:space="preserve">) O nome da variável deve ser igual ao nome da </w:t>
+      </w:r>
+      <w:proofErr w:type="gramStart"/>
+      <w:r>
+        <w:t>classe</w:t>
+      </w:r>
+      <w:proofErr w:type="gramEnd"/>
+      <w:r>
+        <w:t xml:space="preserve"> mas em minúscula como no exemplo abaixo</w:t>
       </w:r>
       <w:r>
         <w:br/>
       </w:r>
-      <w:r>
-        <w:t>ControlPlaneUserService controlPlaneUserService</w:t>
-      </w:r>
-    </w:p>
-    <w:p>
-      <w:r>
-        <w:t>25) Há métodos que tem nomes diferentes mas a a mesma funcionalidade e estão duplicados?</w:t>
-      </w:r>
-    </w:p>
-    <w:p>
-      <w:r>
-        <w:t>26) O meu projeto está Escalável, resiliente e desacoplado? E que outras características ele deve ter que ainda não estão implementas para ser um SaaS de alta qualidade?</w:t>
+      <w:proofErr w:type="spellStart"/>
+      <w:r>
+        <w:t>ControlPlaneUserService</w:t>
+      </w:r>
+      <w:proofErr w:type="spellEnd"/>
+      <w:r>
+        <w:t xml:space="preserve"> </w:t>
+      </w:r>
+      <w:proofErr w:type="spellStart"/>
+      <w:r>
+        <w:t>controlPlaneUserService</w:t>
+      </w:r>
+      <w:proofErr w:type="spellEnd"/>
+    </w:p>
+    <w:p>
+      <w:r>
+        <w:t xml:space="preserve">25) Há métodos que tem nomes </w:t>
+      </w:r>
+      <w:proofErr w:type="gramStart"/>
+      <w:r>
+        <w:t>diferentes</w:t>
+      </w:r>
+      <w:proofErr w:type="gramEnd"/>
+      <w:r>
+        <w:t xml:space="preserve"> mas a </w:t>
+      </w:r>
+      <w:proofErr w:type="spellStart"/>
+      <w:r>
+        <w:t>a</w:t>
+      </w:r>
+      <w:proofErr w:type="spellEnd"/>
+      <w:r>
+        <w:t xml:space="preserve"> mesma funcionalidade e estão duplicados?</w:t>
+      </w:r>
+    </w:p>
+    <w:p>
+      <w:r>
+        <w:t xml:space="preserve">26) O meu projeto </w:t>
+      </w:r>
+      <w:proofErr w:type="gramStart"/>
+      <w:r>
+        <w:t>está Escalável</w:t>
+      </w:r>
+      <w:proofErr w:type="gramEnd"/>
+      <w:r>
+        <w:t>, resiliente e desacoplado? E que outras características ele deve ter que ainda não estão implementas para ser um SaaS de alta qualidade?</w:t>
       </w:r>
     </w:p>
     <w:p>
@@ -689,14 +1293,56 @@
         </w:rPr>
       </w:pPr>
       <w:r>
-        <w:t xml:space="preserve">28) Como o projeto esta em desenvolvimento seria bom aplicar </w:t>
-      </w:r>
-      <w:r>
-        <w:rPr>
-          <w:b/>
-          <w:bCs/>
-        </w:rPr>
-        <w:t>CI mínimo (build + testes + Postgres + Flyway)</w:t>
+        <w:t xml:space="preserve">28) Como o projeto </w:t>
+      </w:r>
+      <w:proofErr w:type="spellStart"/>
+      <w:proofErr w:type="gramStart"/>
+      <w:r>
+        <w:t>esta</w:t>
+      </w:r>
+      <w:proofErr w:type="spellEnd"/>
+      <w:proofErr w:type="gramEnd"/>
+      <w:r>
+        <w:t xml:space="preserve"> em desenvolvimento seria bom aplicar </w:t>
+      </w:r>
+      <w:r>
+        <w:rPr>
+          <w:b/>
+          <w:bCs/>
+        </w:rPr>
+        <w:t xml:space="preserve">CI mínimo (build + testes + </w:t>
+      </w:r>
+      <w:proofErr w:type="spellStart"/>
+      <w:r>
+        <w:rPr>
+          <w:b/>
+          <w:bCs/>
+        </w:rPr>
+        <w:t>Postgres</w:t>
+      </w:r>
+      <w:proofErr w:type="spellEnd"/>
+      <w:r>
+        <w:rPr>
+          <w:b/>
+          <w:bCs/>
+        </w:rPr>
+        <w:t xml:space="preserve"> + </w:t>
+      </w:r>
+      <w:proofErr w:type="spellStart"/>
+      <w:r>
+        <w:rPr>
+          <w:b/>
+          <w:bCs/>
+        </w:rPr>
+        <w:t>Flyway</w:t>
+      </w:r>
+      <w:proofErr w:type="spellEnd"/>
+      <w:r>
+        <w:rPr>
+          <w:b/>
+          <w:bCs/>
+        </w:rPr>
+        <w:t>)</w:t>
       </w:r>
       <w:r>
         <w:rPr>
@@ -732,14 +1378,55 @@
           <w:b/>
           <w:bCs/>
         </w:rPr>
-        <w:t xml:space="preserve">a ApiException com </w:t>
-      </w:r>
-      <w:r>
-        <w:rPr>
-          <w:b/>
-          <w:bCs/>
-        </w:rPr>
-        <w:t xml:space="preserve"> ApiErrorCode correto</w:t>
+        <w:t xml:space="preserve">a </w:t>
+      </w:r>
+      <w:proofErr w:type="spellStart"/>
+      <w:r>
+        <w:rPr>
+          <w:b/>
+          <w:bCs/>
+        </w:rPr>
+        <w:t>ApiException</w:t>
+      </w:r>
+      <w:proofErr w:type="spellEnd"/>
+      <w:r>
+        <w:rPr>
+          <w:b/>
+          <w:bCs/>
+        </w:rPr>
+        <w:t xml:space="preserve"> </w:t>
+      </w:r>
+      <w:proofErr w:type="gramStart"/>
+      <w:r>
+        <w:rPr>
+          <w:b/>
+          <w:bCs/>
+        </w:rPr>
+        <w:t xml:space="preserve">com </w:t>
+      </w:r>
+      <w:r>
+        <w:rPr>
+          <w:b/>
+          <w:bCs/>
+        </w:rPr>
+        <w:t xml:space="preserve"> </w:t>
+      </w:r>
+      <w:proofErr w:type="spellStart"/>
+      <w:r>
+        <w:rPr>
+          <w:b/>
+          <w:bCs/>
+        </w:rPr>
+        <w:t>ApiErrorCode</w:t>
+      </w:r>
+      <w:proofErr w:type="spellEnd"/>
+      <w:proofErr w:type="gramEnd"/>
+      <w:r>
+        <w:rPr>
+          <w:b/>
+          <w:bCs/>
+        </w:rPr>
+        <w:t xml:space="preserve"> correto</w:t>
       </w:r>
       <w:r>
         <w:rPr>
@@ -761,7 +1448,23 @@
           <w:b/>
           <w:bCs/>
         </w:rPr>
-        <w:t>30) Todas as entidades tem auditioria implementada?</w:t>
+        <w:t xml:space="preserve">30) Todas as entidades tem </w:t>
+      </w:r>
+      <w:proofErr w:type="spellStart"/>
+      <w:r>
+        <w:rPr>
+          <w:b/>
+          <w:bCs/>
+        </w:rPr>
+        <w:t>auditioria</w:t>
+      </w:r>
+      <w:proofErr w:type="spellEnd"/>
+      <w:r>
+        <w:rPr>
+          <w:b/>
+          <w:bCs/>
+        </w:rPr>
+        <w:t xml:space="preserve"> implementada?</w:t>
       </w:r>
     </w:p>
     <w:p>
@@ -807,12 +1510,21 @@
         </w:rPr>
         <w:t xml:space="preserve">3 </w:t>
       </w:r>
-      <w:r>
-        <w:rPr>
-          <w:b/>
-          <w:bCs/>
-        </w:rPr>
-        <w:t>controllers que não estão usando DT</w:t>
+      <w:proofErr w:type="spellStart"/>
+      <w:r>
+        <w:rPr>
+          <w:b/>
+          <w:bCs/>
+        </w:rPr>
+        <w:t>controllers</w:t>
+      </w:r>
+      <w:proofErr w:type="spellEnd"/>
+      <w:r>
+        <w:rPr>
+          <w:b/>
+          <w:bCs/>
+        </w:rPr>
+        <w:t xml:space="preserve"> que não estão usando DT</w:t>
       </w:r>
       <w:r>
         <w:rPr>
@@ -821,12 +1533,21 @@
         </w:rPr>
         <w:t xml:space="preserve">O.  </w:t>
       </w:r>
-      <w:r>
-        <w:rPr>
-          <w:b/>
-          <w:bCs/>
-        </w:rPr>
-        <w:t>Controller NUNCA recebe Entity no @RequestBody</w:t>
+      <w:proofErr w:type="spellStart"/>
+      <w:r>
+        <w:rPr>
+          <w:b/>
+          <w:bCs/>
+        </w:rPr>
+        <w:t>Controller</w:t>
+      </w:r>
+      <w:proofErr w:type="spellEnd"/>
+      <w:r>
+        <w:rPr>
+          <w:b/>
+          <w:bCs/>
+        </w:rPr>
+        <w:t xml:space="preserve"> NUNCA recebe Entity no @RequestBody</w:t>
       </w:r>
     </w:p>
     <w:p>
@@ -905,32 +1626,65 @@
           <w:b/>
           <w:bCs/>
         </w:rPr>
-        <w:t xml:space="preserve">) Liste para mim 3 classes que  </w:t>
-      </w:r>
-      <w:r>
-        <w:rPr>
-          <w:b/>
-          <w:bCs/>
-        </w:rPr>
-        <w:t>Controller chama Repository</w:t>
-      </w:r>
-    </w:p>
-    <w:p>
-      <w:pPr>
-        <w:rPr>
-          <w:b/>
-          <w:bCs/>
-        </w:rPr>
-      </w:pPr>
-      <w:r>
-        <w:rPr>
-          <w:b/>
-          <w:bCs/>
-        </w:rPr>
-        <w:t>34) Como o projeto está aumentando no número de classe sugira algumas mudanças no nome de algumas classes pra aumentar a semântica do projeto.</w:t>
-      </w:r>
-    </w:p>
-    <w:p>
+        <w:t xml:space="preserve">) Liste para mim 3 classes </w:t>
+      </w:r>
+      <w:proofErr w:type="gramStart"/>
+      <w:r>
+        <w:rPr>
+          <w:b/>
+          <w:bCs/>
+        </w:rPr>
+        <w:t xml:space="preserve">que  </w:t>
+      </w:r>
+      <w:proofErr w:type="spellStart"/>
+      <w:r>
+        <w:rPr>
+          <w:b/>
+          <w:bCs/>
+        </w:rPr>
+        <w:t>Controller</w:t>
+      </w:r>
+      <w:proofErr w:type="spellEnd"/>
+      <w:proofErr w:type="gramEnd"/>
+      <w:r>
+        <w:rPr>
+          <w:b/>
+          <w:bCs/>
+        </w:rPr>
+        <w:t xml:space="preserve"> chama </w:t>
+      </w:r>
+      <w:proofErr w:type="spellStart"/>
+      <w:r>
+        <w:rPr>
+          <w:b/>
+          <w:bCs/>
+        </w:rPr>
+        <w:t>Repository</w:t>
+      </w:r>
+      <w:proofErr w:type="spellEnd"/>
+    </w:p>
+    <w:p>
+      <w:pPr>
+        <w:rPr>
+          <w:b/>
+          <w:bCs/>
+        </w:rPr>
+      </w:pPr>
+      <w:r>
+        <w:rPr>
+          <w:b/>
+          <w:bCs/>
+        </w:rPr>
+        <w:t>34) Tem alguma classe que seria bom implementar FAIL-FAST como código de proteção?</w:t>
+      </w:r>
+    </w:p>
+    <w:p>
+      <w:pPr>
+        <w:rPr>
+          <w:b/>
+          <w:bCs/>
+        </w:rPr>
+      </w:pPr>
       <w:r>
         <w:rPr>
           <w:b/>
@@ -950,8 +1704,55 @@
           <w:b/>
           <w:bCs/>
         </w:rPr>
-        <w:t>) Este projeto vai se integrar com o mercado livre. Vai “puxar” vendas de lá. Cada tenant vai ter a sua conta mercado livre. Qual seria o primeiro passo para isto para não ficar confuso?</w:t>
-      </w:r>
+        <w:t>) Como o projeto está aumentando no número de classe sugira algumas mudanças no nome de algumas classes pra aumentar a semântica do projeto.</w:t>
+      </w:r>
+    </w:p>
+    <w:p>
+      <w:pPr>
+        <w:rPr>
+          <w:b/>
+          <w:bCs/>
+        </w:rPr>
+      </w:pPr>
+      <w:r>
+        <w:rPr>
+          <w:b/>
+          <w:bCs/>
+        </w:rPr>
+        <w:t>3</w:t>
+      </w:r>
+      <w:r>
+        <w:rPr>
+          <w:b/>
+          <w:bCs/>
+        </w:rPr>
+        <w:t>6</w:t>
+      </w:r>
+      <w:r>
+        <w:rPr>
+          <w:b/>
+          <w:bCs/>
+        </w:rPr>
+        <w:t xml:space="preserve">) Este projeto vai se integrar com o mercado livre. Vai “puxar” vendas de lá. Cada </w:t>
+      </w:r>
+      <w:proofErr w:type="spellStart"/>
+      <w:r>
+        <w:rPr>
+          <w:b/>
+          <w:bCs/>
+        </w:rPr>
+        <w:t>tenant</w:t>
+      </w:r>
+      <w:proofErr w:type="spellEnd"/>
+      <w:r>
+        <w:rPr>
+          <w:b/>
+          <w:bCs/>
+        </w:rPr>
+        <w:t xml:space="preserve"> vai ter a sua conta mercado livre. Qual seria o primeiro passo para isto para não ficar confuso?</w:t>
+      </w:r>
+    </w:p>
+    <w:p>
       <w:r>
         <w:rPr>
           <w:b/>
@@ -966,10 +1767,10 @@
         <w:t>3</w:t>
       </w:r>
       <w:r>
-        <w:t>6</w:t>
-      </w:r>
-      <w:r>
-        <w:t xml:space="preserve">) </w:t>
+        <w:t>7)</w:t>
+      </w:r>
+      <w:r>
+        <w:t xml:space="preserve"> </w:t>
       </w:r>
       <w:r>
         <w:t xml:space="preserve">Caso tenha observado mais </w:t>
@@ -990,12 +1791,87 @@
         <w:t>deixar,</w:t>
       </w:r>
       <w:r>
-        <w:t xml:space="preserve"> mas DDD/layered mas sem ports and adapters coloque aqui</w:t>
-      </w:r>
-    </w:p>
-    <w:p>
-      <w:r>
-        <w:t>37) Todas as controllers estão seguindo um padrao de chamada? Tem alguma classe que está num package, mas para ficar mais DDD/layered deveria ficar em outra?</w:t>
+        <w:t xml:space="preserve"> mas </w:t>
+      </w:r>
+      <w:proofErr w:type="gramStart"/>
+      <w:r>
+        <w:t>DDD/</w:t>
+      </w:r>
+      <w:proofErr w:type="spellStart"/>
+      <w:r>
+        <w:t>layered</w:t>
+      </w:r>
+      <w:proofErr w:type="spellEnd"/>
+      <w:proofErr w:type="gramEnd"/>
+      <w:r>
+        <w:t xml:space="preserve"> mas sem </w:t>
+      </w:r>
+      <w:proofErr w:type="spellStart"/>
+      <w:r>
+        <w:t>ports</w:t>
+      </w:r>
+      <w:proofErr w:type="spellEnd"/>
+      <w:r>
+        <w:t xml:space="preserve"> </w:t>
+      </w:r>
+      <w:proofErr w:type="spellStart"/>
+      <w:r>
+        <w:t>and</w:t>
+      </w:r>
+      <w:proofErr w:type="spellEnd"/>
+      <w:r>
+        <w:t xml:space="preserve"> </w:t>
+      </w:r>
+      <w:proofErr w:type="spellStart"/>
+      <w:r>
+        <w:t>adapters</w:t>
+      </w:r>
+      <w:proofErr w:type="spellEnd"/>
+      <w:r>
+        <w:t xml:space="preserve"> coloque aqui</w:t>
+      </w:r>
+    </w:p>
+    <w:p>
+      <w:r>
+        <w:t>3</w:t>
+      </w:r>
+      <w:r>
+        <w:t>8</w:t>
+      </w:r>
+      <w:r>
+        <w:t xml:space="preserve">) Todas as </w:t>
+      </w:r>
+      <w:proofErr w:type="spellStart"/>
+      <w:r>
+        <w:t>controllers</w:t>
+      </w:r>
+      <w:proofErr w:type="spellEnd"/>
+      <w:r>
+        <w:t xml:space="preserve"> estão seguindo um </w:t>
+      </w:r>
+      <w:proofErr w:type="spellStart"/>
+      <w:r>
+        <w:t>padrao</w:t>
+      </w:r>
+      <w:proofErr w:type="spellEnd"/>
+      <w:r>
+        <w:t xml:space="preserve"> de chamada? Tem alguma classe que está num </w:t>
+      </w:r>
+      <w:proofErr w:type="spellStart"/>
+      <w:r>
+        <w:t>package</w:t>
+      </w:r>
+      <w:proofErr w:type="spellEnd"/>
+      <w:r>
+        <w:t>, mas para ficar mais DDD/</w:t>
+      </w:r>
+      <w:proofErr w:type="spellStart"/>
+      <w:r>
+        <w:t>layered</w:t>
+      </w:r>
+      <w:proofErr w:type="spellEnd"/>
+      <w:r>
+        <w:t xml:space="preserve"> deveria ficar em outra?</w:t>
       </w:r>
     </w:p>
     <w:p/>
@@ -1044,12 +1920,34 @@
           <w:b/>
           <w:bCs/>
         </w:rPr>
-        <w:t>Variável = classe camelCase</w:t>
-      </w:r>
+        <w:t xml:space="preserve">Variável = classe </w:t>
+      </w:r>
+      <w:proofErr w:type="spellStart"/>
+      <w:r>
+        <w:rPr>
+          <w:b/>
+          <w:bCs/>
+        </w:rPr>
+        <w:t>camelCase</w:t>
+      </w:r>
+      <w:proofErr w:type="spellEnd"/>
       <w:r>
         <w:br/>
-        <w:t>Ex.: ControlPlaneUserService controlPlaneUserService</w:t>
-      </w:r>
+        <w:t xml:space="preserve">Ex.: </w:t>
+      </w:r>
+      <w:proofErr w:type="spellStart"/>
+      <w:r>
+        <w:t>ControlPlaneUserService</w:t>
+      </w:r>
+      <w:proofErr w:type="spellEnd"/>
+      <w:r>
+        <w:t xml:space="preserve"> </w:t>
+      </w:r>
+      <w:proofErr w:type="spellStart"/>
+      <w:r>
+        <w:t>controlPlaneUserService</w:t>
+      </w:r>
+      <w:proofErr w:type="spellEnd"/>
     </w:p>
     <w:p>
       <w:pPr>
@@ -1074,7 +1972,15 @@
         </w:numPr>
       </w:pPr>
       <w:r>
-        <w:t>*Controller (web/api)</w:t>
+        <w:t>*</w:t>
+      </w:r>
+      <w:proofErr w:type="spellStart"/>
+      <w:r>
+        <w:t>Controller</w:t>
+      </w:r>
+      <w:proofErr w:type="spellEnd"/>
+      <w:r>
+        <w:t xml:space="preserve"> (web/api)</w:t>
       </w:r>
     </w:p>
     <w:p>
@@ -1085,7 +1991,15 @@
         </w:numPr>
       </w:pPr>
       <w:r>
-        <w:t>*AppService (fachada de casos de uso)</w:t>
+        <w:t>*</w:t>
+      </w:r>
+      <w:proofErr w:type="spellStart"/>
+      <w:r>
+        <w:t>AppService</w:t>
+      </w:r>
+      <w:proofErr w:type="spellEnd"/>
+      <w:r>
+        <w:t xml:space="preserve"> (fachada de casos de uso)</w:t>
       </w:r>
     </w:p>
     <w:p>
@@ -1096,8 +2010,21 @@
         </w:numPr>
       </w:pPr>
       <w:r>
-        <w:t>*CommandService / *QueryService</w:t>
-      </w:r>
+        <w:t>*</w:t>
+      </w:r>
+      <w:proofErr w:type="spellStart"/>
+      <w:r>
+        <w:t>CommandService</w:t>
+      </w:r>
+      <w:proofErr w:type="spellEnd"/>
+      <w:r>
+        <w:t xml:space="preserve"> / *</w:t>
+      </w:r>
+      <w:proofErr w:type="spellStart"/>
+      <w:r>
+        <w:t>QueryService</w:t>
+      </w:r>
+      <w:proofErr w:type="spellEnd"/>
     </w:p>
     <w:p>
       <w:pPr>
@@ -1107,8 +2034,13 @@
         </w:numPr>
       </w:pPr>
       <w:r>
-        <w:t>*Repository</w:t>
-      </w:r>
+        <w:t>*</w:t>
+      </w:r>
+      <w:proofErr w:type="spellStart"/>
+      <w:r>
+        <w:t>Repository</w:t>
+      </w:r>
+      <w:proofErr w:type="spellEnd"/>
     </w:p>
     <w:p>
       <w:pPr>
@@ -1129,7 +2061,23 @@
         </w:numPr>
       </w:pPr>
       <w:r>
-        <w:t>*UnitOfWork (TX boundary)</w:t>
+        <w:t>*</w:t>
+      </w:r>
+      <w:proofErr w:type="spellStart"/>
+      <w:r>
+        <w:t>UnitOfWork</w:t>
+      </w:r>
+      <w:proofErr w:type="spellEnd"/>
+      <w:r>
+        <w:t xml:space="preserve"> (TX </w:t>
+      </w:r>
+      <w:proofErr w:type="spellStart"/>
+      <w:r>
+        <w:t>boundary</w:t>
+      </w:r>
+      <w:proofErr w:type="spellEnd"/>
+      <w:r>
+        <w:t>)</w:t>
       </w:r>
     </w:p>
     <w:p>
@@ -1140,7 +2088,15 @@
         </w:numPr>
       </w:pPr>
       <w:r>
-        <w:t>*ProvisioningService (coordena)</w:t>
+        <w:t>*</w:t>
+      </w:r>
+      <w:proofErr w:type="spellStart"/>
+      <w:r>
+        <w:t>ProvisioningService</w:t>
+      </w:r>
+      <w:proofErr w:type="spellEnd"/>
+      <w:r>
+        <w:t xml:space="preserve"> (coordena)</w:t>
       </w:r>
     </w:p>
     <w:p>
@@ -1151,7 +2107,15 @@
         </w:numPr>
       </w:pPr>
       <w:r>
-        <w:t>*ProvisioningWorker (faz)</w:t>
+        <w:t>*</w:t>
+      </w:r>
+      <w:proofErr w:type="spellStart"/>
+      <w:r>
+        <w:t>ProvisioningWorker</w:t>
+      </w:r>
+      <w:proofErr w:type="spellEnd"/>
+      <w:r>
+        <w:t xml:space="preserve"> (faz)</w:t>
       </w:r>
     </w:p>
     <w:p>
@@ -1166,7 +2130,39 @@
           <w:b/>
           <w:bCs/>
         </w:rPr>
-        <w:t>“Facade/Orchestrator/Manager” só quando realmente necessário</w:t>
+        <w:t>“</w:t>
+      </w:r>
+      <w:proofErr w:type="spellStart"/>
+      <w:r>
+        <w:rPr>
+          <w:b/>
+          <w:bCs/>
+        </w:rPr>
+        <w:t>Facade</w:t>
+      </w:r>
+      <w:proofErr w:type="spellEnd"/>
+      <w:r>
+        <w:rPr>
+          <w:b/>
+          <w:bCs/>
+        </w:rPr>
+        <w:t>/</w:t>
+      </w:r>
+      <w:proofErr w:type="spellStart"/>
+      <w:r>
+        <w:rPr>
+          <w:b/>
+          <w:bCs/>
+        </w:rPr>
+        <w:t>Orchestrator</w:t>
+      </w:r>
+      <w:proofErr w:type="spellEnd"/>
+      <w:r>
+        <w:rPr>
+          <w:b/>
+          <w:bCs/>
+        </w:rPr>
+        <w:t>/Manager” só quando realmente necessário</w:t>
       </w:r>
     </w:p>
     <w:p/>
@@ -1189,13 +2185,58 @@
     </w:p>
     <w:p>
       <w:r>
-        <w:t>- AppClock único + sistema auditável/investigável (uma fonte de verdade de tempo e auditoria)</w:t>
-      </w:r>
-    </w:p>
-    <w:p>
-      <w:r>
-        <w:t>- DDD / Layered (domain, app, api, infra, shared) SEM ports &amp; adapters</w:t>
-      </w:r>
+        <w:t xml:space="preserve">- </w:t>
+      </w:r>
+      <w:proofErr w:type="spellStart"/>
+      <w:r>
+        <w:t>AppClock</w:t>
+      </w:r>
+      <w:proofErr w:type="spellEnd"/>
+      <w:r>
+        <w:t xml:space="preserve"> único + sistema auditável/investigável (uma fonte de verdade de tempo e auditoria)</w:t>
+      </w:r>
+    </w:p>
+    <w:p>
+      <w:r>
+        <w:t xml:space="preserve">- DDD / </w:t>
+      </w:r>
+      <w:proofErr w:type="spellStart"/>
+      <w:r>
+        <w:t>Layered</w:t>
+      </w:r>
+      <w:proofErr w:type="spellEnd"/>
+      <w:r>
+        <w:t xml:space="preserve"> (</w:t>
+      </w:r>
+      <w:proofErr w:type="spellStart"/>
+      <w:r>
+        <w:t>domain</w:t>
+      </w:r>
+      <w:proofErr w:type="spellEnd"/>
+      <w:r>
+        <w:t xml:space="preserve">, app, api, infra, </w:t>
+      </w:r>
+      <w:proofErr w:type="spellStart"/>
+      <w:r>
+        <w:t>shared</w:t>
+      </w:r>
+      <w:proofErr w:type="spellEnd"/>
+      <w:r>
+        <w:t xml:space="preserve">) SEM </w:t>
+      </w:r>
+      <w:proofErr w:type="spellStart"/>
+      <w:r>
+        <w:t>ports</w:t>
+      </w:r>
+      <w:proofErr w:type="spellEnd"/>
+      <w:r>
+        <w:t xml:space="preserve"> &amp; </w:t>
+      </w:r>
+      <w:proofErr w:type="spellStart"/>
+      <w:r>
+        <w:t>adapters</w:t>
+      </w:r>
+      <w:proofErr w:type="spellEnd"/>
     </w:p>
     <w:p>
       <w:r>
@@ -1204,7 +2245,15 @@
     </w:p>
     <w:p>
       <w:r>
-        <w:t>- Zero “meio-termo perigoso” (LocalDateTime) no domínio/app</w:t>
+        <w:t>- Zero “meio-termo perigoso” (</w:t>
+      </w:r>
+      <w:proofErr w:type="spellStart"/>
+      <w:r>
+        <w:t>LocalDateTime</w:t>
+      </w:r>
+      <w:proofErr w:type="spellEnd"/>
+      <w:r>
+        <w:t>) no domínio/app</w:t>
       </w:r>
     </w:p>
     <w:p/>
@@ -1220,63 +2269,224 @@
     </w:p>
     <w:p>
       <w:r>
-        <w:t xml:space="preserve">  deleted boolean</w:t>
-      </w:r>
-    </w:p>
-    <w:p>
-      <w:r>
-        <w:t xml:space="preserve">  audit.deletedAt Instant</w:t>
-      </w:r>
-    </w:p>
-    <w:p>
-      <w:r>
-        <w:t xml:space="preserve">  (opcional) deletedBy / deletedByEmail (se já houver no projeto)</w:t>
-      </w:r>
-    </w:p>
-    <w:p>
-      <w:r>
-        <w:t>- Ajustar queries e repositórios para filtrar deleted=false quando aplicável</w:t>
-      </w:r>
-    </w:p>
-    <w:p>
-      <w:r>
-        <w:t>- Ajustar uniques e índices usando partial index WHERE deleted=false</w:t>
+        <w:t xml:space="preserve">  </w:t>
+      </w:r>
+      <w:proofErr w:type="spellStart"/>
+      <w:r>
+        <w:t>deleted</w:t>
+      </w:r>
+      <w:proofErr w:type="spellEnd"/>
+      <w:r>
+        <w:t xml:space="preserve"> </w:t>
+      </w:r>
+      <w:proofErr w:type="spellStart"/>
+      <w:r>
+        <w:t>boolean</w:t>
+      </w:r>
+      <w:proofErr w:type="spellEnd"/>
+    </w:p>
+    <w:p>
+      <w:r>
+        <w:t xml:space="preserve">  </w:t>
+      </w:r>
+      <w:proofErr w:type="spellStart"/>
+      <w:proofErr w:type="gramStart"/>
+      <w:r>
+        <w:t>audit.deletedAt</w:t>
+      </w:r>
+      <w:proofErr w:type="spellEnd"/>
+      <w:proofErr w:type="gramEnd"/>
+      <w:r>
+        <w:t xml:space="preserve"> Instant</w:t>
+      </w:r>
+    </w:p>
+    <w:p>
+      <w:r>
+        <w:t xml:space="preserve">  (opcional) </w:t>
+      </w:r>
+      <w:proofErr w:type="spellStart"/>
+      <w:r>
+        <w:t>deletedBy</w:t>
+      </w:r>
+      <w:proofErr w:type="spellEnd"/>
+      <w:r>
+        <w:t xml:space="preserve"> / </w:t>
+      </w:r>
+      <w:proofErr w:type="spellStart"/>
+      <w:r>
+        <w:t>deletedByEmail</w:t>
+      </w:r>
+      <w:proofErr w:type="spellEnd"/>
+      <w:r>
+        <w:t xml:space="preserve"> (se já houver no projeto)</w:t>
+      </w:r>
+    </w:p>
+    <w:p>
+      <w:r>
+        <w:t xml:space="preserve">- Ajustar queries e repositórios para filtrar </w:t>
+      </w:r>
+      <w:proofErr w:type="spellStart"/>
+      <w:r>
+        <w:t>deleted</w:t>
+      </w:r>
+      <w:proofErr w:type="spellEnd"/>
+      <w:r>
+        <w:t>=false quando aplicável</w:t>
+      </w:r>
+    </w:p>
+    <w:p>
+      <w:r>
+        <w:t xml:space="preserve">- Ajustar </w:t>
+      </w:r>
+      <w:proofErr w:type="spellStart"/>
+      <w:r>
+        <w:t>uniques</w:t>
+      </w:r>
+      <w:proofErr w:type="spellEnd"/>
+      <w:r>
+        <w:t xml:space="preserve"> e índices usando </w:t>
+      </w:r>
+      <w:proofErr w:type="spellStart"/>
+      <w:r>
+        <w:t>partial</w:t>
+      </w:r>
+      <w:proofErr w:type="spellEnd"/>
+      <w:r>
+        <w:t xml:space="preserve"> index WHERE </w:t>
+      </w:r>
+      <w:proofErr w:type="spellStart"/>
+      <w:r>
+        <w:t>deleted</w:t>
+      </w:r>
+      <w:proofErr w:type="spellEnd"/>
+      <w:r>
+        <w:t>=false</w:t>
       </w:r>
     </w:p>
     <w:p/>
     <w:p>
       <w:r>
-        <w:t>BORDA HTTP / DTOs / CONTROLLERS (OBRIGATÓRIO)</w:t>
-      </w:r>
-    </w:p>
-    <w:p>
-      <w:r>
-        <w:t>- Requests/responses:</w:t>
-      </w:r>
-    </w:p>
-    <w:p>
-      <w:r>
-        <w:t xml:space="preserve">  - instantes reais: Instant (JSON com "Z")</w:t>
-      </w:r>
-    </w:p>
-    <w:p>
-      <w:r>
-        <w:t xml:space="preserve">  - civil: LocalDate</w:t>
-      </w:r>
-    </w:p>
-    <w:p>
-      <w:r>
-        <w:t>- Controllers NÃO podem parsear LocalDateTime</w:t>
-      </w:r>
-    </w:p>
-    <w:p>
-      <w:r>
-        <w:t xml:space="preserve">  - Usar Instant.parse(...) quando receber string ISO-8601 com Z</w:t>
-      </w:r>
-    </w:p>
-    <w:p>
-      <w:r>
-        <w:t xml:space="preserve">  - Se necessário, aceitar string e converter explicitamente (sem timezone implícito do servidor)</w:t>
+        <w:t xml:space="preserve">BORDA HTTP / </w:t>
+      </w:r>
+      <w:proofErr w:type="spellStart"/>
+      <w:r>
+        <w:t>DTOs</w:t>
+      </w:r>
+      <w:proofErr w:type="spellEnd"/>
+      <w:r>
+        <w:t xml:space="preserve"> / CONTROLLERS (OBRIGATÓRIO)</w:t>
+      </w:r>
+    </w:p>
+    <w:p>
+      <w:r>
+        <w:t xml:space="preserve">- </w:t>
+      </w:r>
+      <w:proofErr w:type="spellStart"/>
+      <w:r>
+        <w:t>Requests</w:t>
+      </w:r>
+      <w:proofErr w:type="spellEnd"/>
+      <w:r>
+        <w:t>/responses:</w:t>
+      </w:r>
+    </w:p>
+    <w:p>
+      <w:r>
+        <w:t xml:space="preserve">  - </w:t>
+      </w:r>
+      <w:proofErr w:type="gramStart"/>
+      <w:r>
+        <w:t>instantes</w:t>
+      </w:r>
+      <w:proofErr w:type="gramEnd"/>
+      <w:r>
+        <w:t xml:space="preserve"> reais: Instant (JSON com "Z")</w:t>
+      </w:r>
+    </w:p>
+    <w:p>
+      <w:r>
+        <w:t xml:space="preserve">  - </w:t>
+      </w:r>
+      <w:proofErr w:type="gramStart"/>
+      <w:r>
+        <w:t>civil</w:t>
+      </w:r>
+      <w:proofErr w:type="gramEnd"/>
+      <w:r>
+        <w:t xml:space="preserve">: </w:t>
+      </w:r>
+      <w:proofErr w:type="spellStart"/>
+      <w:r>
+        <w:t>LocalDate</w:t>
+      </w:r>
+      <w:proofErr w:type="spellEnd"/>
+    </w:p>
+    <w:p>
+      <w:r>
+        <w:t xml:space="preserve">- </w:t>
+      </w:r>
+      <w:proofErr w:type="spellStart"/>
+      <w:r>
+        <w:t>Controllers</w:t>
+      </w:r>
+      <w:proofErr w:type="spellEnd"/>
+      <w:r>
+        <w:t xml:space="preserve"> NÃO podem </w:t>
+      </w:r>
+      <w:proofErr w:type="spellStart"/>
+      <w:r>
+        <w:t>parsear</w:t>
+      </w:r>
+      <w:proofErr w:type="spellEnd"/>
+      <w:r>
+        <w:t xml:space="preserve"> </w:t>
+      </w:r>
+      <w:proofErr w:type="spellStart"/>
+      <w:r>
+        <w:t>LocalDateTime</w:t>
+      </w:r>
+      <w:proofErr w:type="spellEnd"/>
+    </w:p>
+    <w:p>
+      <w:r>
+        <w:t xml:space="preserve">  - Usar </w:t>
+      </w:r>
+      <w:proofErr w:type="spellStart"/>
+      <w:r>
+        <w:t>Instant.parse</w:t>
+      </w:r>
+      <w:proofErr w:type="spellEnd"/>
+      <w:r>
+        <w:t xml:space="preserve">(...) quando receber </w:t>
+      </w:r>
+      <w:proofErr w:type="spellStart"/>
+      <w:r>
+        <w:t>string</w:t>
+      </w:r>
+      <w:proofErr w:type="spellEnd"/>
+      <w:r>
+        <w:t xml:space="preserve"> ISO-8601 com Z</w:t>
+      </w:r>
+    </w:p>
+    <w:p>
+      <w:r>
+        <w:t xml:space="preserve">  - Se necessário, aceitar </w:t>
+      </w:r>
+      <w:proofErr w:type="spellStart"/>
+      <w:r>
+        <w:t>string</w:t>
+      </w:r>
+      <w:proofErr w:type="spellEnd"/>
+      <w:r>
+        <w:t xml:space="preserve"> e converter explicitamente (sem </w:t>
+      </w:r>
+      <w:proofErr w:type="spellStart"/>
+      <w:r>
+        <w:t>timezone</w:t>
+      </w:r>
+      <w:proofErr w:type="spellEnd"/>
+      <w:r>
+        <w:t xml:space="preserve"> implícito do servidor)</w:t>
       </w:r>
     </w:p>
     <w:p>
@@ -1292,32 +2502,175 @@
     </w:p>
     <w:p>
       <w:r>
-        <w:t>- Revisar e refatorar TODAS migrations para alinhar:</w:t>
-      </w:r>
-    </w:p>
-    <w:p>
-      <w:r>
-        <w:t xml:space="preserve">  - created_at/updated_at/deleted_at -&gt; TIMESTAMPTZ</w:t>
-      </w:r>
-    </w:p>
-    <w:p>
-      <w:r>
-        <w:t xml:space="preserve">  - eventos/segurança: last_login, locked_until, password_changed_at, expires_at, occurred_at etc -&gt; TIMESTAMPTZ</w:t>
-      </w:r>
-    </w:p>
-    <w:p>
-      <w:r>
-        <w:t xml:space="preserve">  - billing civil: payment_due_date, next_billing_date -&gt; DATE</w:t>
-      </w:r>
-    </w:p>
-    <w:p>
-      <w:r>
-        <w:t>- Manter consistência com o domínio (Instant/LocalDate)</w:t>
-      </w:r>
-    </w:p>
-    <w:p>
-      <w:r>
-        <w:t>- Garantir que “drop DB + migrate” funciona sem intervenção manual</w:t>
+        <w:t xml:space="preserve">- Revisar e refatorar TODAS </w:t>
+      </w:r>
+      <w:proofErr w:type="spellStart"/>
+      <w:r>
+        <w:t>migrations</w:t>
+      </w:r>
+      <w:proofErr w:type="spellEnd"/>
+      <w:r>
+        <w:t xml:space="preserve"> para alinhar:</w:t>
+      </w:r>
+    </w:p>
+    <w:p>
+      <w:r>
+        <w:t xml:space="preserve">  - </w:t>
+      </w:r>
+      <w:proofErr w:type="spellStart"/>
+      <w:proofErr w:type="gramStart"/>
+      <w:r>
+        <w:t>created</w:t>
+      </w:r>
+      <w:proofErr w:type="gramEnd"/>
+      <w:r>
+        <w:t>_at</w:t>
+      </w:r>
+      <w:proofErr w:type="spellEnd"/>
+      <w:r>
+        <w:t>/</w:t>
+      </w:r>
+      <w:proofErr w:type="spellStart"/>
+      <w:r>
+        <w:t>updated_at</w:t>
+      </w:r>
+      <w:proofErr w:type="spellEnd"/>
+      <w:r>
+        <w:t>/</w:t>
+      </w:r>
+      <w:proofErr w:type="spellStart"/>
+      <w:r>
+        <w:t>deleted_at</w:t>
+      </w:r>
+      <w:proofErr w:type="spellEnd"/>
+      <w:r>
+        <w:t xml:space="preserve"> -&gt; TIMESTAMPTZ</w:t>
+      </w:r>
+    </w:p>
+    <w:p>
+      <w:r>
+        <w:t xml:space="preserve">  - </w:t>
+      </w:r>
+      <w:proofErr w:type="gramStart"/>
+      <w:r>
+        <w:t>eventos/segurança</w:t>
+      </w:r>
+      <w:proofErr w:type="gramEnd"/>
+      <w:r>
+        <w:t xml:space="preserve">: </w:t>
+      </w:r>
+      <w:proofErr w:type="spellStart"/>
+      <w:r>
+        <w:t>last_login</w:t>
+      </w:r>
+      <w:proofErr w:type="spellEnd"/>
+      <w:r>
+        <w:t xml:space="preserve">, </w:t>
+      </w:r>
+      <w:proofErr w:type="spellStart"/>
+      <w:r>
+        <w:t>locked_until</w:t>
+      </w:r>
+      <w:proofErr w:type="spellEnd"/>
+      <w:r>
+        <w:t xml:space="preserve">, </w:t>
+      </w:r>
+      <w:proofErr w:type="spellStart"/>
+      <w:r>
+        <w:t>password_changed_at</w:t>
+      </w:r>
+      <w:proofErr w:type="spellEnd"/>
+      <w:r>
+        <w:t xml:space="preserve">, </w:t>
+      </w:r>
+      <w:proofErr w:type="spellStart"/>
+      <w:r>
+        <w:t>expires_at</w:t>
+      </w:r>
+      <w:proofErr w:type="spellEnd"/>
+      <w:r>
+        <w:t xml:space="preserve">, </w:t>
+      </w:r>
+      <w:proofErr w:type="spellStart"/>
+      <w:r>
+        <w:t>occurred_at</w:t>
+      </w:r>
+      <w:proofErr w:type="spellEnd"/>
+      <w:r>
+        <w:t xml:space="preserve"> </w:t>
+      </w:r>
+      <w:proofErr w:type="spellStart"/>
+      <w:r>
+        <w:t>etc</w:t>
+      </w:r>
+      <w:proofErr w:type="spellEnd"/>
+      <w:r>
+        <w:t xml:space="preserve"> -&gt; TIMESTAMPTZ</w:t>
+      </w:r>
+    </w:p>
+    <w:p>
+      <w:r>
+        <w:t xml:space="preserve">  - </w:t>
+      </w:r>
+      <w:proofErr w:type="spellStart"/>
+      <w:proofErr w:type="gramStart"/>
+      <w:r>
+        <w:t>billing</w:t>
+      </w:r>
+      <w:proofErr w:type="spellEnd"/>
+      <w:proofErr w:type="gramEnd"/>
+      <w:r>
+        <w:t xml:space="preserve"> civil: </w:t>
+      </w:r>
+      <w:proofErr w:type="spellStart"/>
+      <w:r>
+        <w:t>payment_due_date</w:t>
+      </w:r>
+      <w:proofErr w:type="spellEnd"/>
+      <w:r>
+        <w:t xml:space="preserve">, </w:t>
+      </w:r>
+      <w:proofErr w:type="spellStart"/>
+      <w:r>
+        <w:t>next_billing_date</w:t>
+      </w:r>
+      <w:proofErr w:type="spellEnd"/>
+      <w:r>
+        <w:t xml:space="preserve"> -&gt; DATE</w:t>
+      </w:r>
+    </w:p>
+    <w:p>
+      <w:r>
+        <w:t>- Manter consistência com o domínio (Instant/</w:t>
+      </w:r>
+      <w:proofErr w:type="spellStart"/>
+      <w:r>
+        <w:t>LocalDate</w:t>
+      </w:r>
+      <w:proofErr w:type="spellEnd"/>
+      <w:r>
+        <w:t>)</w:t>
+      </w:r>
+    </w:p>
+    <w:p>
+      <w:r>
+        <w:t>- Garantir que “</w:t>
+      </w:r>
+      <w:proofErr w:type="spellStart"/>
+      <w:r>
+        <w:t>drop</w:t>
+      </w:r>
+      <w:proofErr w:type="spellEnd"/>
+      <w:r>
+        <w:t xml:space="preserve"> DB + </w:t>
+      </w:r>
+      <w:proofErr w:type="spellStart"/>
+      <w:r>
+        <w:t>migrate</w:t>
+      </w:r>
+      <w:proofErr w:type="spellEnd"/>
+      <w:r>
+        <w:t>” funciona sem intervenção manual</w:t>
       </w:r>
     </w:p>
     <w:p/>
@@ -1328,27 +2681,189 @@
     </w:p>
     <w:p>
       <w:r>
-        <w:t>- Domínio não pode chamar LocalDateTime.now() ou depender de timezone escondido</w:t>
-      </w:r>
-    </w:p>
-    <w:p>
-      <w:r>
-        <w:t>- Domínio recebe Instant now via services (Application Layer)</w:t>
-      </w:r>
-    </w:p>
-    <w:p>
-      <w:r>
-        <w:t>- Infra configura clock, persistence, listeners, converters</w:t>
-      </w:r>
-    </w:p>
-    <w:p>
-      <w:r>
-        <w:t>- Refatorar pacotes e nomes para refletir o contexto (controlplane vs tenant vs shared)</w:t>
-      </w:r>
-    </w:p>
-    <w:p>
-      <w:r>
-        <w:t>- Evitar vazamento de enums/validações entre boundaries (controlplane vs tenant)</w:t>
+        <w:t xml:space="preserve">- Domínio não pode chamar </w:t>
+      </w:r>
+      <w:proofErr w:type="spellStart"/>
+      <w:proofErr w:type="gramStart"/>
+      <w:r>
+        <w:t>LocalDateTime.now</w:t>
+      </w:r>
+      <w:proofErr w:type="spellEnd"/>
+      <w:r>
+        <w:t>(</w:t>
+      </w:r>
+      <w:proofErr w:type="gramEnd"/>
+      <w:r>
+        <w:t xml:space="preserve">) ou depender de </w:t>
+      </w:r>
+      <w:proofErr w:type="spellStart"/>
+      <w:r>
+        <w:t>timezone</w:t>
+      </w:r>
+      <w:proofErr w:type="spellEnd"/>
+      <w:r>
+        <w:t xml:space="preserve"> escondido</w:t>
+      </w:r>
+    </w:p>
+    <w:p>
+      <w:r>
+        <w:t xml:space="preserve">- Domínio recebe Instant </w:t>
+      </w:r>
+      <w:proofErr w:type="spellStart"/>
+      <w:r>
+        <w:t>now</w:t>
+      </w:r>
+      <w:proofErr w:type="spellEnd"/>
+      <w:r>
+        <w:t xml:space="preserve"> via </w:t>
+      </w:r>
+      <w:proofErr w:type="spellStart"/>
+      <w:r>
+        <w:t>services</w:t>
+      </w:r>
+      <w:proofErr w:type="spellEnd"/>
+      <w:r>
+        <w:t xml:space="preserve"> (</w:t>
+      </w:r>
+      <w:proofErr w:type="spellStart"/>
+      <w:r>
+        <w:t>Application</w:t>
+      </w:r>
+      <w:proofErr w:type="spellEnd"/>
+      <w:r>
+        <w:t xml:space="preserve"> </w:t>
+      </w:r>
+      <w:proofErr w:type="spellStart"/>
+      <w:r>
+        <w:t>Layer</w:t>
+      </w:r>
+      <w:proofErr w:type="spellEnd"/>
+      <w:r>
+        <w:t>)</w:t>
+      </w:r>
+    </w:p>
+    <w:p>
+      <w:r>
+        <w:t xml:space="preserve">- Infra configura </w:t>
+      </w:r>
+      <w:proofErr w:type="spellStart"/>
+      <w:r>
+        <w:t>clock</w:t>
+      </w:r>
+      <w:proofErr w:type="spellEnd"/>
+      <w:r>
+        <w:t xml:space="preserve">, </w:t>
+      </w:r>
+      <w:proofErr w:type="spellStart"/>
+      <w:r>
+        <w:t>persistence</w:t>
+      </w:r>
+      <w:proofErr w:type="spellEnd"/>
+      <w:r>
+        <w:t xml:space="preserve">, </w:t>
+      </w:r>
+      <w:proofErr w:type="spellStart"/>
+      <w:r>
+        <w:t>listeners</w:t>
+      </w:r>
+      <w:proofErr w:type="spellEnd"/>
+      <w:r>
+        <w:t xml:space="preserve">, </w:t>
+      </w:r>
+      <w:proofErr w:type="spellStart"/>
+      <w:r>
+        <w:t>converters</w:t>
+      </w:r>
+      <w:proofErr w:type="spellEnd"/>
+    </w:p>
+    <w:p>
+      <w:r>
+        <w:t>- Refatorar pacotes e nomes para refletir o contexto (</w:t>
+      </w:r>
+      <w:proofErr w:type="spellStart"/>
+      <w:r>
+        <w:t>controlplane</w:t>
+      </w:r>
+      <w:proofErr w:type="spellEnd"/>
+      <w:r>
+        <w:t xml:space="preserve"> </w:t>
+      </w:r>
+      <w:proofErr w:type="spellStart"/>
+      <w:r>
+        <w:t>vs</w:t>
+      </w:r>
+      <w:proofErr w:type="spellEnd"/>
+      <w:r>
+        <w:t xml:space="preserve"> </w:t>
+      </w:r>
+      <w:proofErr w:type="spellStart"/>
+      <w:r>
+        <w:t>tenant</w:t>
+      </w:r>
+      <w:proofErr w:type="spellEnd"/>
+      <w:r>
+        <w:t xml:space="preserve"> </w:t>
+      </w:r>
+      <w:proofErr w:type="spellStart"/>
+      <w:r>
+        <w:t>vs</w:t>
+      </w:r>
+      <w:proofErr w:type="spellEnd"/>
+      <w:r>
+        <w:t xml:space="preserve"> </w:t>
+      </w:r>
+      <w:proofErr w:type="spellStart"/>
+      <w:r>
+        <w:t>shared</w:t>
+      </w:r>
+      <w:proofErr w:type="spellEnd"/>
+      <w:r>
+        <w:t>)</w:t>
+      </w:r>
+    </w:p>
+    <w:p>
+      <w:r>
+        <w:t xml:space="preserve">- Evitar vazamento de </w:t>
+      </w:r>
+      <w:proofErr w:type="spellStart"/>
+      <w:r>
+        <w:t>enums</w:t>
+      </w:r>
+      <w:proofErr w:type="spellEnd"/>
+      <w:r>
+        <w:t xml:space="preserve">/validações entre </w:t>
+      </w:r>
+      <w:proofErr w:type="spellStart"/>
+      <w:r>
+        <w:t>boundaries</w:t>
+      </w:r>
+      <w:proofErr w:type="spellEnd"/>
+      <w:r>
+        <w:t xml:space="preserve"> (</w:t>
+      </w:r>
+      <w:proofErr w:type="spellStart"/>
+      <w:r>
+        <w:t>controlplane</w:t>
+      </w:r>
+      <w:proofErr w:type="spellEnd"/>
+      <w:r>
+        <w:t xml:space="preserve"> </w:t>
+      </w:r>
+      <w:proofErr w:type="spellStart"/>
+      <w:r>
+        <w:t>vs</w:t>
+      </w:r>
+      <w:proofErr w:type="spellEnd"/>
+      <w:r>
+        <w:t xml:space="preserve"> </w:t>
+      </w:r>
+      <w:proofErr w:type="spellStart"/>
+      <w:r>
+        <w:t>tenant</w:t>
+      </w:r>
+      <w:proofErr w:type="spellEnd"/>
+      <w:r>
+        <w:t>)</w:t>
       </w:r>
     </w:p>
     <w:p/>
@@ -1359,22 +2874,86 @@
     </w:p>
     <w:p>
       <w:r>
-        <w:t>1) Não envie snippets isolados. Envie ARQUIVOS COMPLETOS (código inteiro) prontos para copiar e colar, com:</w:t>
-      </w:r>
-    </w:p>
-    <w:p>
-      <w:r>
-        <w:t xml:space="preserve">   - caminho do arquivo (ex: src/main/java/.../Classe.java)</w:t>
-      </w:r>
-    </w:p>
-    <w:p>
-      <w:r>
-        <w:t xml:space="preserve">   - conteúdo completo do arquivo</w:t>
-      </w:r>
-    </w:p>
-    <w:p>
-      <w:r>
-        <w:t>2) Liste TODAS as alterações feitas e o porquê (em bullets)</w:t>
+        <w:t xml:space="preserve">1) Não envie </w:t>
+      </w:r>
+      <w:proofErr w:type="spellStart"/>
+      <w:r>
+        <w:t>snippets</w:t>
+      </w:r>
+      <w:proofErr w:type="spellEnd"/>
+      <w:r>
+        <w:t xml:space="preserve"> isolados. Envie ARQUIVOS COMPLETOS (código inteiro) prontos para copiar e colar, com:</w:t>
+      </w:r>
+    </w:p>
+    <w:p>
+      <w:r>
+        <w:t xml:space="preserve">   - </w:t>
+      </w:r>
+      <w:proofErr w:type="gramStart"/>
+      <w:r>
+        <w:t>caminho</w:t>
+      </w:r>
+      <w:proofErr w:type="gramEnd"/>
+      <w:r>
+        <w:t xml:space="preserve"> do arquivo (</w:t>
+      </w:r>
+      <w:proofErr w:type="spellStart"/>
+      <w:r>
+        <w:t>ex</w:t>
+      </w:r>
+      <w:proofErr w:type="spellEnd"/>
+      <w:r>
+        <w:t xml:space="preserve">: </w:t>
+      </w:r>
+      <w:proofErr w:type="spellStart"/>
+      <w:r>
+        <w:t>src</w:t>
+      </w:r>
+      <w:proofErr w:type="spellEnd"/>
+      <w:r>
+        <w:t>/</w:t>
+      </w:r>
+      <w:proofErr w:type="spellStart"/>
+      <w:r>
+        <w:t>main</w:t>
+      </w:r>
+      <w:proofErr w:type="spellEnd"/>
+      <w:r>
+        <w:t>/</w:t>
+      </w:r>
+      <w:proofErr w:type="spellStart"/>
+      <w:r>
+        <w:t>java</w:t>
+      </w:r>
+      <w:proofErr w:type="spellEnd"/>
+      <w:r>
+        <w:t>/.../Classe.java)</w:t>
+      </w:r>
+    </w:p>
+    <w:p>
+      <w:r>
+        <w:t xml:space="preserve">   - </w:t>
+      </w:r>
+      <w:proofErr w:type="gramStart"/>
+      <w:r>
+        <w:t>conteúdo</w:t>
+      </w:r>
+      <w:proofErr w:type="gramEnd"/>
+      <w:r>
+        <w:t xml:space="preserve"> completo do arquivo</w:t>
+      </w:r>
+    </w:p>
+    <w:p>
+      <w:r>
+        <w:t xml:space="preserve">2) Liste TODAS as alterações feitas e o porquê (em </w:t>
+      </w:r>
+      <w:proofErr w:type="spellStart"/>
+      <w:r>
+        <w:t>bullets</w:t>
+      </w:r>
+      <w:proofErr w:type="spellEnd"/>
+      <w:r>
+        <w:t>)</w:t>
       </w:r>
     </w:p>
     <w:p>
@@ -1384,12 +2963,76 @@
     </w:p>
     <w:p>
       <w:r>
-        <w:t xml:space="preserve">   - build, testes, subir app, endpoints principais, e “drop DB + migrate”</w:t>
-      </w:r>
-    </w:p>
-    <w:p>
-      <w:r>
-        <w:t>4) Se algo precisar ser removido/renomeado, faça a mudança completa (imports, referências, usages, migrations, etc)</w:t>
+        <w:t xml:space="preserve">   - </w:t>
+      </w:r>
+      <w:proofErr w:type="gramStart"/>
+      <w:r>
+        <w:t>build</w:t>
+      </w:r>
+      <w:proofErr w:type="gramEnd"/>
+      <w:r>
+        <w:t xml:space="preserve">, testes, subir app, </w:t>
+      </w:r>
+      <w:proofErr w:type="spellStart"/>
+      <w:r>
+        <w:t>endpoints</w:t>
+      </w:r>
+      <w:proofErr w:type="spellEnd"/>
+      <w:r>
+        <w:t xml:space="preserve"> principais, e “</w:t>
+      </w:r>
+      <w:proofErr w:type="spellStart"/>
+      <w:r>
+        <w:t>drop</w:t>
+      </w:r>
+      <w:proofErr w:type="spellEnd"/>
+      <w:r>
+        <w:t xml:space="preserve"> DB + </w:t>
+      </w:r>
+      <w:proofErr w:type="spellStart"/>
+      <w:r>
+        <w:t>migrate</w:t>
+      </w:r>
+      <w:proofErr w:type="spellEnd"/>
+      <w:r>
+        <w:t>”</w:t>
+      </w:r>
+    </w:p>
+    <w:p>
+      <w:r>
+        <w:t>4) Se algo precisar ser removido/renomeado, faça a mudança completa (</w:t>
+      </w:r>
+      <w:proofErr w:type="spellStart"/>
+      <w:r>
+        <w:t>imports</w:t>
+      </w:r>
+      <w:proofErr w:type="spellEnd"/>
+      <w:r>
+        <w:t xml:space="preserve">, referências, </w:t>
+      </w:r>
+      <w:proofErr w:type="spellStart"/>
+      <w:r>
+        <w:t>usages</w:t>
+      </w:r>
+      <w:proofErr w:type="spellEnd"/>
+      <w:r>
+        <w:t xml:space="preserve">, </w:t>
+      </w:r>
+      <w:proofErr w:type="spellStart"/>
+      <w:r>
+        <w:t>migrations</w:t>
+      </w:r>
+      <w:proofErr w:type="spellEnd"/>
+      <w:r>
+        <w:t xml:space="preserve">, </w:t>
+      </w:r>
+      <w:proofErr w:type="spellStart"/>
+      <w:r>
+        <w:t>etc</w:t>
+      </w:r>
+      <w:proofErr w:type="spellEnd"/>
+      <w:r>
+        <w:t>)</w:t>
       </w:r>
     </w:p>
     <w:p/>
@@ -1405,7 +3048,15 @@
     </w:p>
     <w:p>
       <w:r>
-        <w:t>- Se uma classe ficar “meio certa”, refatore até ficar coerente com DDD/layered.</w:t>
+        <w:t>- Se uma classe ficar “meio certa”, refatore até ficar coerente com DDD/</w:t>
+      </w:r>
+      <w:proofErr w:type="spellStart"/>
+      <w:r>
+        <w:t>layered</w:t>
+      </w:r>
+      <w:proofErr w:type="spellEnd"/>
+      <w:r>
+        <w:t>.</w:t>
       </w:r>
     </w:p>
     <w:p>
@@ -1449,22 +3100,62 @@
     </w:p>
     <w:p>
       <w:r>
-        <w:t>Vou listar o que “vira padrão” em sistemas multi-tenant/SaaS com control plane + tenant plane.</w:t>
-      </w:r>
-    </w:p>
-    <w:p>
-      <w:pPr>
-        <w:rPr>
-          <w:b/>
-          <w:bCs/>
-        </w:rPr>
-      </w:pPr>
-      <w:r>
-        <w:rPr>
-          <w:b/>
-          <w:bCs/>
-        </w:rPr>
-        <w:t>1) Observabilidade (quase sempre vem junto com auditoria)</w:t>
+        <w:t xml:space="preserve">Vou listar o que “vira padrão” em sistemas </w:t>
+      </w:r>
+      <w:proofErr w:type="spellStart"/>
+      <w:r>
+        <w:t>multi-tenant</w:t>
+      </w:r>
+      <w:proofErr w:type="spellEnd"/>
+      <w:r>
+        <w:t xml:space="preserve">/SaaS com </w:t>
+      </w:r>
+      <w:proofErr w:type="spellStart"/>
+      <w:r>
+        <w:t>control</w:t>
+      </w:r>
+      <w:proofErr w:type="spellEnd"/>
+      <w:r>
+        <w:t xml:space="preserve"> plane + </w:t>
+      </w:r>
+      <w:proofErr w:type="spellStart"/>
+      <w:r>
+        <w:t>tenant</w:t>
+      </w:r>
+      <w:proofErr w:type="spellEnd"/>
+      <w:r>
+        <w:t xml:space="preserve"> plane.</w:t>
+      </w:r>
+    </w:p>
+    <w:p>
+      <w:pPr>
+        <w:rPr>
+          <w:b/>
+          <w:bCs/>
+        </w:rPr>
+      </w:pPr>
+      <w:r>
+        <w:rPr>
+          <w:b/>
+          <w:bCs/>
+        </w:rPr>
+        <w:t xml:space="preserve">1) </w:t>
+      </w:r>
+      <w:proofErr w:type="spellStart"/>
+      <w:r>
+        <w:rPr>
+          <w:b/>
+          <w:bCs/>
+        </w:rPr>
+        <w:t>Observabilidade</w:t>
+      </w:r>
+      <w:proofErr w:type="spellEnd"/>
+      <w:r>
+        <w:rPr>
+          <w:b/>
+          <w:bCs/>
+        </w:rPr>
+        <w:t xml:space="preserve"> (quase sempre vem junto com auditoria)</w:t>
       </w:r>
     </w:p>
     <w:p>
@@ -1482,8 +3173,53 @@
         <w:t>Logs estruturados</w:t>
       </w:r>
       <w:r>
-        <w:t xml:space="preserve"> (JSON), com traceId, accountId, tenantSchema, userId, endpoint, latency</w:t>
-      </w:r>
+        <w:t xml:space="preserve"> (JSON), com </w:t>
+      </w:r>
+      <w:proofErr w:type="spellStart"/>
+      <w:r>
+        <w:t>traceId</w:t>
+      </w:r>
+      <w:proofErr w:type="spellEnd"/>
+      <w:r>
+        <w:t xml:space="preserve">, </w:t>
+      </w:r>
+      <w:proofErr w:type="spellStart"/>
+      <w:r>
+        <w:t>accountId</w:t>
+      </w:r>
+      <w:proofErr w:type="spellEnd"/>
+      <w:r>
+        <w:t xml:space="preserve">, </w:t>
+      </w:r>
+      <w:proofErr w:type="spellStart"/>
+      <w:r>
+        <w:t>tenantSchema</w:t>
+      </w:r>
+      <w:proofErr w:type="spellEnd"/>
+      <w:r>
+        <w:t xml:space="preserve">, </w:t>
+      </w:r>
+      <w:proofErr w:type="spellStart"/>
+      <w:r>
+        <w:t>userId</w:t>
+      </w:r>
+      <w:proofErr w:type="spellEnd"/>
+      <w:r>
+        <w:t xml:space="preserve">, </w:t>
+      </w:r>
+      <w:proofErr w:type="spellStart"/>
+      <w:r>
+        <w:t>endpoint</w:t>
+      </w:r>
+      <w:proofErr w:type="spellEnd"/>
+      <w:r>
+        <w:t xml:space="preserve">, </w:t>
+      </w:r>
+      <w:proofErr w:type="spellStart"/>
+      <w:r>
+        <w:t>latency</w:t>
+      </w:r>
+      <w:proofErr w:type="spellEnd"/>
     </w:p>
     <w:p>
       <w:pPr>
@@ -1492,6 +3228,7 @@
           <w:numId w:val="1"/>
         </w:numPr>
       </w:pPr>
+      <w:proofErr w:type="spellStart"/>
       <w:r>
         <w:rPr>
           <w:b/>
@@ -1499,8 +3236,41 @@
         </w:rPr>
         <w:t>Metrics</w:t>
       </w:r>
-      <w:r>
-        <w:t xml:space="preserve"> (Prometheus/Micrometer): latência por endpoint, erros, throughput, queries lentas</w:t>
+      <w:proofErr w:type="spellEnd"/>
+      <w:r>
+        <w:t xml:space="preserve"> (</w:t>
+      </w:r>
+      <w:proofErr w:type="spellStart"/>
+      <w:r>
+        <w:t>Prometheus</w:t>
+      </w:r>
+      <w:proofErr w:type="spellEnd"/>
+      <w:r>
+        <w:t>/</w:t>
+      </w:r>
+      <w:proofErr w:type="spellStart"/>
+      <w:r>
+        <w:t>Micrometer</w:t>
+      </w:r>
+      <w:proofErr w:type="spellEnd"/>
+      <w:r>
+        <w:t xml:space="preserve">): latência por </w:t>
+      </w:r>
+      <w:proofErr w:type="spellStart"/>
+      <w:r>
+        <w:t>endpoint</w:t>
+      </w:r>
+      <w:proofErr w:type="spellEnd"/>
+      <w:r>
+        <w:t xml:space="preserve">, erros, </w:t>
+      </w:r>
+      <w:proofErr w:type="spellStart"/>
+      <w:r>
+        <w:t>throughput</w:t>
+      </w:r>
+      <w:proofErr w:type="spellEnd"/>
+      <w:r>
+        <w:t>, queries lentas</w:t>
       </w:r>
     </w:p>
     <w:p>
@@ -1510,15 +3280,48 @@
           <w:numId w:val="1"/>
         </w:numPr>
       </w:pPr>
-      <w:r>
-        <w:rPr>
-          <w:b/>
-          <w:bCs/>
-        </w:rPr>
-        <w:t>Tracing distribuído</w:t>
-      </w:r>
-      <w:r>
-        <w:t xml:space="preserve"> (OpenTelemetry): request → service → DB</w:t>
+      <w:proofErr w:type="spellStart"/>
+      <w:r>
+        <w:rPr>
+          <w:b/>
+          <w:bCs/>
+        </w:rPr>
+        <w:t>Tracing</w:t>
+      </w:r>
+      <w:proofErr w:type="spellEnd"/>
+      <w:r>
+        <w:rPr>
+          <w:b/>
+          <w:bCs/>
+        </w:rPr>
+        <w:t xml:space="preserve"> distribuído</w:t>
+      </w:r>
+      <w:r>
+        <w:t xml:space="preserve"> (</w:t>
+      </w:r>
+      <w:proofErr w:type="spellStart"/>
+      <w:r>
+        <w:t>OpenTelemetry</w:t>
+      </w:r>
+      <w:proofErr w:type="spellEnd"/>
+      <w:r>
+        <w:t xml:space="preserve">): </w:t>
+      </w:r>
+      <w:proofErr w:type="spellStart"/>
+      <w:r>
+        <w:t>request</w:t>
+      </w:r>
+      <w:proofErr w:type="spellEnd"/>
+      <w:r>
+        <w:t xml:space="preserve"> → </w:t>
+      </w:r>
+      <w:proofErr w:type="spellStart"/>
+      <w:r>
+        <w:t>service</w:t>
+      </w:r>
+      <w:proofErr w:type="spellEnd"/>
+      <w:r>
+        <w:t xml:space="preserve"> → DB</w:t>
       </w:r>
     </w:p>
     <w:p>
@@ -1562,7 +3365,47 @@
         </w:numPr>
       </w:pPr>
       <w:r>
-        <w:t>“Error envelope” padrão (ex.: code, message, details, correlationId)</w:t>
+        <w:t>“</w:t>
+      </w:r>
+      <w:proofErr w:type="spellStart"/>
+      <w:r>
+        <w:t>Error</w:t>
+      </w:r>
+      <w:proofErr w:type="spellEnd"/>
+      <w:r>
+        <w:t xml:space="preserve"> envelope” padrão (ex.: </w:t>
+      </w:r>
+      <w:proofErr w:type="spellStart"/>
+      <w:r>
+        <w:t>code</w:t>
+      </w:r>
+      <w:proofErr w:type="spellEnd"/>
+      <w:r>
+        <w:t xml:space="preserve">, </w:t>
+      </w:r>
+      <w:proofErr w:type="spellStart"/>
+      <w:r>
+        <w:t>message</w:t>
+      </w:r>
+      <w:proofErr w:type="spellEnd"/>
+      <w:r>
+        <w:t xml:space="preserve">, </w:t>
+      </w:r>
+      <w:proofErr w:type="spellStart"/>
+      <w:r>
+        <w:t>details</w:t>
+      </w:r>
+      <w:proofErr w:type="spellEnd"/>
+      <w:r>
+        <w:t xml:space="preserve">, </w:t>
+      </w:r>
+      <w:proofErr w:type="spellStart"/>
+      <w:r>
+        <w:t>correlationId</w:t>
+      </w:r>
+      <w:proofErr w:type="spellEnd"/>
+      <w:r>
+        <w:t>)</w:t>
       </w:r>
     </w:p>
     <w:p>
@@ -1584,7 +3427,15 @@
         </w:numPr>
       </w:pPr>
       <w:r>
-        <w:t>Validação de entrada (Bean Validation) + mensagens padronizadas</w:t>
+        <w:t xml:space="preserve">Validação de entrada (Bean </w:t>
+      </w:r>
+      <w:proofErr w:type="spellStart"/>
+      <w:r>
+        <w:t>Validation</w:t>
+      </w:r>
+      <w:proofErr w:type="spellEnd"/>
+      <w:r>
+        <w:t>) + mensagens padronizadas</w:t>
       </w:r>
     </w:p>
     <w:p>
@@ -1632,10 +3483,27 @@
           <w:b/>
           <w:bCs/>
         </w:rPr>
-        <w:t>Rate limiting</w:t>
-      </w:r>
-      <w:r>
-        <w:t xml:space="preserve"> por tenant/usuário</w:t>
+        <w:t xml:space="preserve">Rate </w:t>
+      </w:r>
+      <w:proofErr w:type="spellStart"/>
+      <w:r>
+        <w:rPr>
+          <w:b/>
+          <w:bCs/>
+        </w:rPr>
+        <w:t>limiting</w:t>
+      </w:r>
+      <w:proofErr w:type="spellEnd"/>
+      <w:r>
+        <w:t xml:space="preserve"> por </w:t>
+      </w:r>
+      <w:proofErr w:type="spellStart"/>
+      <w:r>
+        <w:t>tenant</w:t>
+      </w:r>
+      <w:proofErr w:type="spellEnd"/>
+      <w:r>
+        <w:t>/usuário</w:t>
       </w:r>
     </w:p>
     <w:p>
@@ -1645,6 +3513,7 @@
           <w:numId w:val="3"/>
         </w:numPr>
       </w:pPr>
+      <w:proofErr w:type="spellStart"/>
       <w:r>
         <w:rPr>
           <w:b/>
@@ -1652,8 +3521,25 @@
         </w:rPr>
         <w:t>Idempotência</w:t>
       </w:r>
-      <w:r>
-        <w:t xml:space="preserve"> para endpoints sensíveis (pagamentos, webhooks, criação)</w:t>
+      <w:proofErr w:type="spellEnd"/>
+      <w:r>
+        <w:t xml:space="preserve"> para </w:t>
+      </w:r>
+      <w:proofErr w:type="spellStart"/>
+      <w:r>
+        <w:t>endpoints</w:t>
+      </w:r>
+      <w:proofErr w:type="spellEnd"/>
+      <w:r>
+        <w:t xml:space="preserve"> sensíveis (pagamentos, </w:t>
+      </w:r>
+      <w:proofErr w:type="spellStart"/>
+      <w:r>
+        <w:t>webhooks</w:t>
+      </w:r>
+      <w:proofErr w:type="spellEnd"/>
+      <w:r>
+        <w:t>, criação)</w:t>
       </w:r>
     </w:p>
     <w:p>
@@ -1663,12 +3549,21 @@
           <w:numId w:val="3"/>
         </w:numPr>
       </w:pPr>
-      <w:r>
-        <w:rPr>
-          <w:b/>
-          <w:bCs/>
-        </w:rPr>
-        <w:t>Audit de acesso a dados sensíveis</w:t>
+      <w:proofErr w:type="spellStart"/>
+      <w:r>
+        <w:rPr>
+          <w:b/>
+          <w:bCs/>
+        </w:rPr>
+        <w:t>Audit</w:t>
+      </w:r>
+      <w:proofErr w:type="spellEnd"/>
+      <w:r>
+        <w:rPr>
+          <w:b/>
+          <w:bCs/>
+        </w:rPr>
+        <w:t xml:space="preserve"> de acesso a dados sensíveis</w:t>
       </w:r>
       <w:r>
         <w:t xml:space="preserve"> (LGPD): quem exportou, quem consultou CPF/CNPJ etc.</w:t>
@@ -1682,22 +3577,62 @@
         </w:numPr>
       </w:pPr>
       <w:r>
-        <w:t>Rotação de chaves / segredos (Vault/Secrets Manager)</w:t>
-      </w:r>
-    </w:p>
-    <w:p>
-      <w:pPr>
-        <w:rPr>
-          <w:b/>
-          <w:bCs/>
-        </w:rPr>
-      </w:pPr>
-      <w:r>
-        <w:rPr>
-          <w:b/>
-          <w:bCs/>
-        </w:rPr>
-        <w:t>4) Multi-tenancy hardening (bem típico)</w:t>
+        <w:t>Rotação de chaves / segredos (</w:t>
+      </w:r>
+      <w:proofErr w:type="spellStart"/>
+      <w:r>
+        <w:t>Vault</w:t>
+      </w:r>
+      <w:proofErr w:type="spellEnd"/>
+      <w:r>
+        <w:t>/Secrets Manager)</w:t>
+      </w:r>
+    </w:p>
+    <w:p>
+      <w:pPr>
+        <w:rPr>
+          <w:b/>
+          <w:bCs/>
+        </w:rPr>
+      </w:pPr>
+      <w:r>
+        <w:rPr>
+          <w:b/>
+          <w:bCs/>
+        </w:rPr>
+        <w:t xml:space="preserve">4) </w:t>
+      </w:r>
+      <w:proofErr w:type="spellStart"/>
+      <w:r>
+        <w:rPr>
+          <w:b/>
+          <w:bCs/>
+        </w:rPr>
+        <w:t>Multi-tenancy</w:t>
+      </w:r>
+      <w:proofErr w:type="spellEnd"/>
+      <w:r>
+        <w:rPr>
+          <w:b/>
+          <w:bCs/>
+        </w:rPr>
+        <w:t xml:space="preserve"> </w:t>
+      </w:r>
+      <w:proofErr w:type="spellStart"/>
+      <w:r>
+        <w:rPr>
+          <w:b/>
+          <w:bCs/>
+        </w:rPr>
+        <w:t>hardening</w:t>
+      </w:r>
+      <w:proofErr w:type="spellEnd"/>
+      <w:r>
+        <w:rPr>
+          <w:b/>
+          <w:bCs/>
+        </w:rPr>
+        <w:t xml:space="preserve"> (bem típico)</w:t>
       </w:r>
     </w:p>
     <w:p>
@@ -1708,7 +3643,23 @@
         </w:numPr>
       </w:pPr>
       <w:r>
-        <w:t>Garantias fortes de isolamento (ex.: “sempre setar schema no início da transação”)</w:t>
+        <w:t xml:space="preserve">Garantias fortes de isolamento (ex.: “sempre </w:t>
+      </w:r>
+      <w:proofErr w:type="spellStart"/>
+      <w:r>
+        <w:t>setar</w:t>
+      </w:r>
+      <w:proofErr w:type="spellEnd"/>
+      <w:r>
+        <w:t xml:space="preserve"> </w:t>
+      </w:r>
+      <w:proofErr w:type="spellStart"/>
+      <w:r>
+        <w:t>schema</w:t>
+      </w:r>
+      <w:proofErr w:type="spellEnd"/>
+      <w:r>
+        <w:t xml:space="preserve"> no início da transação”)</w:t>
       </w:r>
     </w:p>
     <w:p>
@@ -1719,7 +3670,31 @@
         </w:numPr>
       </w:pPr>
       <w:r>
-        <w:t>“TenantContext leak prevention” (você já tem validações de escopo — ótimo)</w:t>
+        <w:t>“</w:t>
+      </w:r>
+      <w:proofErr w:type="spellStart"/>
+      <w:r>
+        <w:t>TenantContext</w:t>
+      </w:r>
+      <w:proofErr w:type="spellEnd"/>
+      <w:r>
+        <w:t xml:space="preserve"> </w:t>
+      </w:r>
+      <w:proofErr w:type="spellStart"/>
+      <w:r>
+        <w:t>leak</w:t>
+      </w:r>
+      <w:proofErr w:type="spellEnd"/>
+      <w:r>
+        <w:t xml:space="preserve"> </w:t>
+      </w:r>
+      <w:proofErr w:type="spellStart"/>
+      <w:r>
+        <w:t>prevention</w:t>
+      </w:r>
+      <w:proofErr w:type="spellEnd"/>
+      <w:r>
+        <w:t>” (você já tem validações de escopo — ótimo)</w:t>
       </w:r>
     </w:p>
     <w:p>
@@ -1730,8 +3705,21 @@
         </w:numPr>
       </w:pPr>
       <w:r>
-        <w:t>Estratégia de migração de schemas e versionamento por tenant</w:t>
-      </w:r>
+        <w:t xml:space="preserve">Estratégia de migração de </w:t>
+      </w:r>
+      <w:proofErr w:type="spellStart"/>
+      <w:r>
+        <w:t>schemas</w:t>
+      </w:r>
+      <w:proofErr w:type="spellEnd"/>
+      <w:r>
+        <w:t xml:space="preserve"> e versionamento por </w:t>
+      </w:r>
+      <w:proofErr w:type="spellStart"/>
+      <w:r>
+        <w:t>tenant</w:t>
+      </w:r>
+      <w:proofErr w:type="spellEnd"/>
     </w:p>
     <w:p>
       <w:pPr>
@@ -1741,7 +3729,47 @@
         </w:numPr>
       </w:pPr>
       <w:r>
-        <w:t>“Tenant bootstrap” transacional (criar schema + migrate + seed mínimo)</w:t>
+        <w:t>“</w:t>
+      </w:r>
+      <w:proofErr w:type="spellStart"/>
+      <w:r>
+        <w:t>Tenant</w:t>
+      </w:r>
+      <w:proofErr w:type="spellEnd"/>
+      <w:r>
+        <w:t xml:space="preserve"> </w:t>
+      </w:r>
+      <w:proofErr w:type="spellStart"/>
+      <w:r>
+        <w:t>bootstrap</w:t>
+      </w:r>
+      <w:proofErr w:type="spellEnd"/>
+      <w:r>
+        <w:t xml:space="preserve">” transacional (criar </w:t>
+      </w:r>
+      <w:proofErr w:type="spellStart"/>
+      <w:r>
+        <w:t>schema</w:t>
+      </w:r>
+      <w:proofErr w:type="spellEnd"/>
+      <w:r>
+        <w:t xml:space="preserve"> + </w:t>
+      </w:r>
+      <w:proofErr w:type="spellStart"/>
+      <w:r>
+        <w:t>migrate</w:t>
+      </w:r>
+      <w:proofErr w:type="spellEnd"/>
+      <w:r>
+        <w:t xml:space="preserve"> + </w:t>
+      </w:r>
+      <w:proofErr w:type="spellStart"/>
+      <w:r>
+        <w:t>seed</w:t>
+      </w:r>
+      <w:proofErr w:type="spellEnd"/>
+      <w:r>
+        <w:t xml:space="preserve"> mínimo)</w:t>
       </w:r>
     </w:p>
     <w:p>
@@ -1767,7 +3795,15 @@
         </w:numPr>
       </w:pPr>
       <w:r>
-        <w:t>Índices e constraints (você já está forte aqui)</w:t>
+        <w:t xml:space="preserve">Índices e </w:t>
+      </w:r>
+      <w:proofErr w:type="spellStart"/>
+      <w:r>
+        <w:t>constraints</w:t>
+      </w:r>
+      <w:proofErr w:type="spellEnd"/>
+      <w:r>
+        <w:t xml:space="preserve"> (você já está forte aqui)</w:t>
       </w:r>
     </w:p>
     <w:p>
@@ -1778,7 +3814,31 @@
         </w:numPr>
       </w:pPr>
       <w:r>
-        <w:t>“Optimistic locking” (@Version) para evitar lost update em operações críticas</w:t>
+        <w:t>“</w:t>
+      </w:r>
+      <w:proofErr w:type="spellStart"/>
+      <w:r>
+        <w:t>Optimistic</w:t>
+      </w:r>
+      <w:proofErr w:type="spellEnd"/>
+      <w:r>
+        <w:t xml:space="preserve"> </w:t>
+      </w:r>
+      <w:proofErr w:type="spellStart"/>
+      <w:r>
+        <w:t>locking</w:t>
+      </w:r>
+      <w:proofErr w:type="spellEnd"/>
+      <w:r>
+        <w:t xml:space="preserve">” (@Version) para evitar </w:t>
+      </w:r>
+      <w:proofErr w:type="spellStart"/>
+      <w:r>
+        <w:t>lost</w:t>
+      </w:r>
+      <w:proofErr w:type="spellEnd"/>
+      <w:r>
+        <w:t xml:space="preserve"> update em operações críticas</w:t>
       </w:r>
     </w:p>
     <w:p>
@@ -1800,7 +3860,23 @@
         </w:numPr>
       </w:pPr>
       <w:r>
-        <w:t>Cache (Caffeine/Redis) para reads frequentes</w:t>
+        <w:t>Cache (</w:t>
+      </w:r>
+      <w:proofErr w:type="spellStart"/>
+      <w:r>
+        <w:t>Caffeine</w:t>
+      </w:r>
+      <w:proofErr w:type="spellEnd"/>
+      <w:r>
+        <w:t xml:space="preserve">/Redis) para </w:t>
+      </w:r>
+      <w:proofErr w:type="spellStart"/>
+      <w:r>
+        <w:t>reads</w:t>
+      </w:r>
+      <w:proofErr w:type="spellEnd"/>
+      <w:r>
+        <w:t xml:space="preserve"> frequentes</w:t>
       </w:r>
     </w:p>
     <w:p>
@@ -1825,8 +3901,21 @@
           <w:numId w:val="6"/>
         </w:numPr>
       </w:pPr>
-      <w:r>
-        <w:t>Outbox pattern (se você for integrar com pagamentos/marketplaces)</w:t>
+      <w:proofErr w:type="spellStart"/>
+      <w:r>
+        <w:t>Outbox</w:t>
+      </w:r>
+      <w:proofErr w:type="spellEnd"/>
+      <w:r>
+        <w:t xml:space="preserve"> </w:t>
+      </w:r>
+      <w:proofErr w:type="spellStart"/>
+      <w:r>
+        <w:t>pattern</w:t>
+      </w:r>
+      <w:proofErr w:type="spellEnd"/>
+      <w:r>
+        <w:t xml:space="preserve"> (se você for integrar com pagamentos/marketplaces)</w:t>
       </w:r>
     </w:p>
     <w:p>
@@ -1847,8 +3936,29 @@
           <w:numId w:val="6"/>
         </w:numPr>
       </w:pPr>
-      <w:r>
-        <w:t>Retentativas com backoff, dead-letter, etc.</w:t>
+      <w:proofErr w:type="spellStart"/>
+      <w:r>
+        <w:t>Retentativas</w:t>
+      </w:r>
+      <w:proofErr w:type="spellEnd"/>
+      <w:r>
+        <w:t xml:space="preserve"> com </w:t>
+      </w:r>
+      <w:proofErr w:type="spellStart"/>
+      <w:r>
+        <w:t>backoff</w:t>
+      </w:r>
+      <w:proofErr w:type="spellEnd"/>
+      <w:r>
+        <w:t xml:space="preserve">, </w:t>
+      </w:r>
+      <w:proofErr w:type="spellStart"/>
+      <w:r>
+        <w:t>dead-letter</w:t>
+      </w:r>
+      <w:proofErr w:type="spellEnd"/>
+      <w:r>
+        <w:t>, etc.</w:t>
       </w:r>
     </w:p>
     <w:p>
@@ -1874,7 +3984,23 @@
         </w:numPr>
       </w:pPr>
       <w:r>
-        <w:t>Testes: unit (domínio), integração (repos), e2e (API)</w:t>
+        <w:t xml:space="preserve">Testes: </w:t>
+      </w:r>
+      <w:proofErr w:type="spellStart"/>
+      <w:r>
+        <w:t>unit</w:t>
+      </w:r>
+      <w:proofErr w:type="spellEnd"/>
+      <w:r>
+        <w:t xml:space="preserve"> (domínio), integração (</w:t>
+      </w:r>
+      <w:proofErr w:type="spellStart"/>
+      <w:r>
+        <w:t>repos</w:t>
+      </w:r>
+      <w:proofErr w:type="spellEnd"/>
+      <w:r>
+        <w:t>), e2e (API)</w:t>
       </w:r>
     </w:p>
     <w:p>
@@ -1885,7 +4011,15 @@
         </w:numPr>
       </w:pPr>
       <w:r>
-        <w:t>Migrações de dados (seeding) e ambientes</w:t>
+        <w:t>Migrações de dados (</w:t>
+      </w:r>
+      <w:proofErr w:type="spellStart"/>
+      <w:r>
+        <w:t>seeding</w:t>
+      </w:r>
+      <w:proofErr w:type="spellEnd"/>
+      <w:r>
+        <w:t>) e ambientes</w:t>
       </w:r>
     </w:p>
     <w:p>
@@ -1907,7 +4041,15 @@
         </w:numPr>
       </w:pPr>
       <w:r>
-        <w:t>Documentação de API (OpenAPI/Swagger)</w:t>
+        <w:t>Documentação de API (</w:t>
+      </w:r>
+      <w:proofErr w:type="spellStart"/>
+      <w:r>
+        <w:t>OpenAPI</w:t>
+      </w:r>
+      <w:proofErr w:type="spellEnd"/>
+      <w:r>
+        <w:t>/Swagger)</w:t>
       </w:r>
     </w:p>
     <w:p/>

--- a/meu prompt de verificacao.docx
+++ b/meu prompt de verificacao.docx
@@ -4,7 +4,22 @@
   <w:body>
     <w:p>
       <w:r>
-        <w:t>Faça assim: o novo .zip vira automaticamente a única fonte de verdade; ignore todos os anteriores</w:t>
+        <w:t>Faça assim: o novo</w:t>
+      </w:r>
+      <w:r>
+        <w:t xml:space="preserve"> arquivo em anexo que eu envio</w:t>
+      </w:r>
+      <w:r>
+        <w:t xml:space="preserve"> vira automaticamente a única fonte de verdade</w:t>
+      </w:r>
+      <w:r>
+        <w:t xml:space="preserve"> (é o código fonte completo mais atual)</w:t>
+      </w:r>
+      <w:r>
+        <w:t xml:space="preserve">; </w:t>
+      </w:r>
+      <w:r>
+        <w:t>considere somente ele</w:t>
       </w:r>
     </w:p>
     <w:p>
@@ -116,7 +131,13 @@
       </w:r>
       <w:proofErr w:type="spellEnd"/>
       <w:r>
-        <w:t xml:space="preserve"> de código e sim o código completo no contexto da classe.</w:t>
+        <w:t xml:space="preserve"> de código e sim</w:t>
+      </w:r>
+      <w:r>
+        <w:t xml:space="preserve"> sempre</w:t>
+      </w:r>
+      <w:r>
+        <w:t xml:space="preserve"> o código completo no contexto da classe.</w:t>
       </w:r>
       <w:r>
         <w:t xml:space="preserve"> Sempre com </w:t>
@@ -126,6 +147,9 @@
         <w:t>javadoc</w:t>
       </w:r>
       <w:proofErr w:type="spellEnd"/>
+      <w:r>
+        <w:t xml:space="preserve"> e logs</w:t>
+      </w:r>
     </w:p>
     <w:p>
       <w:r>

--- a/meu prompt de verificacao.docx
+++ b/meu prompt de verificacao.docx
@@ -262,11 +262,19 @@
       </w:r>
       <w:proofErr w:type="spellStart"/>
       <w:r>
-        <w:t>Repository</w:t>
-      </w:r>
-      <w:proofErr w:type="spellEnd"/>
-      <w:r>
-        <w:t xml:space="preserve"> deve ter ≥1 app </w:t>
+        <w:t>repository</w:t>
+      </w:r>
+      <w:proofErr w:type="spellEnd"/>
+      <w:r>
+        <w:t xml:space="preserve"> de </w:t>
+      </w:r>
+      <w:proofErr w:type="spellStart"/>
+      <w:r>
+        <w:t>aggregate</w:t>
+      </w:r>
+      <w:proofErr w:type="spellEnd"/>
+      <w:r>
+        <w:t xml:space="preserve"> root deve ter ≥1 app </w:t>
       </w:r>
       <w:proofErr w:type="spellStart"/>
       <w:r>
@@ -274,7 +282,39 @@
       </w:r>
       <w:proofErr w:type="spellEnd"/>
       <w:r>
-        <w:t xml:space="preserve"> que usa; e todo app </w:t>
+        <w:t xml:space="preserve"> dono do fluxo; </w:t>
+      </w:r>
+      <w:proofErr w:type="spellStart"/>
+      <w:r>
+        <w:t>repositories</w:t>
+      </w:r>
+      <w:proofErr w:type="spellEnd"/>
+      <w:r>
+        <w:t xml:space="preserve"> de entidades filhas podem existir como suporte interno, sem </w:t>
+      </w:r>
+      <w:proofErr w:type="spellStart"/>
+      <w:r>
+        <w:t>service</w:t>
+      </w:r>
+      <w:proofErr w:type="spellEnd"/>
+      <w:r>
+        <w:t>/</w:t>
+      </w:r>
+      <w:proofErr w:type="spellStart"/>
+      <w:r>
+        <w:t>controller</w:t>
+      </w:r>
+      <w:proofErr w:type="spellEnd"/>
+      <w:r>
+        <w:t xml:space="preserve"> próprio, desde que o acesso seja encapsulado pelo </w:t>
+      </w:r>
+      <w:proofErr w:type="spellStart"/>
+      <w:r>
+        <w:t>aggregate</w:t>
+      </w:r>
+      <w:proofErr w:type="spellEnd"/>
+      <w:r>
+        <w:t xml:space="preserve"> root; e todo app </w:t>
       </w:r>
       <w:proofErr w:type="spellStart"/>
       <w:r>
@@ -1714,6 +1754,60 @@
           <w:b/>
           <w:bCs/>
         </w:rPr>
+        <w:t xml:space="preserve">35) Tem </w:t>
+      </w:r>
+      <w:proofErr w:type="gramStart"/>
+      <w:r>
+        <w:rPr>
+          <w:b/>
+          <w:bCs/>
+        </w:rPr>
+        <w:t xml:space="preserve">classes </w:t>
+      </w:r>
+      <w:r>
+        <w:rPr>
+          <w:b/>
+          <w:bCs/>
+        </w:rPr>
+        <w:t> </w:t>
+      </w:r>
+      <w:proofErr w:type="spellStart"/>
+      <w:r>
+        <w:rPr>
+          <w:b/>
+          <w:bCs/>
+        </w:rPr>
+        <w:t>stub</w:t>
+      </w:r>
+      <w:proofErr w:type="spellEnd"/>
+      <w:proofErr w:type="gramEnd"/>
+      <w:r>
+        <w:rPr>
+          <w:b/>
+          <w:bCs/>
+        </w:rPr>
+        <w:t> (esqueletos/incompletas) no projeto</w:t>
+      </w:r>
+      <w:r>
+        <w:rPr>
+          <w:b/>
+          <w:bCs/>
+        </w:rPr>
+        <w:t>?</w:t>
+      </w:r>
+    </w:p>
+    <w:p>
+      <w:pPr>
+        <w:rPr>
+          <w:b/>
+          <w:bCs/>
+        </w:rPr>
+      </w:pPr>
+      <w:r>
+        <w:rPr>
+          <w:b/>
+          <w:bCs/>
+        </w:rPr>
         <w:t>3</w:t>
       </w:r>
       <w:r>
@@ -1721,7 +1815,7 @@
           <w:b/>
           <w:bCs/>
         </w:rPr>
-        <w:t>5</w:t>
+        <w:t>6</w:t>
       </w:r>
       <w:r>
         <w:rPr>
@@ -1750,7 +1844,7 @@
           <w:b/>
           <w:bCs/>
         </w:rPr>
-        <w:t>6</w:t>
+        <w:t>7</w:t>
       </w:r>
       <w:r>
         <w:rPr>
@@ -1791,7 +1885,10 @@
         <w:t>3</w:t>
       </w:r>
       <w:r>
-        <w:t>7)</w:t>
+        <w:t>8</w:t>
+      </w:r>
+      <w:r>
+        <w:t>)</w:t>
       </w:r>
       <w:r>
         <w:t xml:space="preserve"> </w:t>
@@ -1860,7 +1957,7 @@
         <w:t>3</w:t>
       </w:r>
       <w:r>
-        <w:t>8</w:t>
+        <w:t>9</w:t>
       </w:r>
       <w:r>
         <w:t xml:space="preserve">) Todas as </w:t>
@@ -1898,14 +1995,6 @@
         <w:t xml:space="preserve"> deveria ficar em outra?</w:t>
       </w:r>
     </w:p>
-    <w:p/>
-    <w:p>
-      <w:r>
-        <w:t>SUBIR O PROJETO E COLAR O LOG DE SUBIDA NO CHAT PARA ANALISE</w:t>
-      </w:r>
-    </w:p>
-    <w:p/>
-    <w:p/>
     <w:p/>
     <w:p>
       <w:r>
@@ -7053,7 +7142,6 @@
   <w:style w:type="character" w:default="1" w:styleId="Fontepargpadro">
     <w:name w:val="Default Paragraph Font"/>
     <w:uiPriority w:val="1"/>
-    <w:semiHidden/>
     <w:unhideWhenUsed/>
   </w:style>
   <w:style w:type="table" w:default="1" w:styleId="Tabelanormal">

--- a/meu prompt de verificacao.docx
+++ b/meu prompt de verificacao.docx
@@ -1995,6 +1995,10 @@
         <w:t xml:space="preserve"> deveria ficar em outra?</w:t>
       </w:r>
     </w:p>
+    <w:p/>
+    <w:p/>
+    <w:p/>
+    <w:p/>
     <w:p/>
     <w:p>
       <w:r>
@@ -7142,6 +7146,7 @@
   <w:style w:type="character" w:default="1" w:styleId="Fontepargpadro">
     <w:name w:val="Default Paragraph Font"/>
     <w:uiPriority w:val="1"/>
+    <w:semiHidden/>
     <w:unhideWhenUsed/>
   </w:style>
   <w:style w:type="table" w:default="1" w:styleId="Tabelanormal">
